--- a/reports/Chartering Report.docx
+++ b/reports/Chartering Report.docx
@@ -578,7 +578,8 @@
           <w:p>
             <w:pPr>
               <w:pStyle w:val="Normal"/>
-              <w:widowControl/>
+              <w:widowControl w:val="false"/>
+              <w:suppressAutoHyphens w:val="true"/>
               <w:spacing w:lineRule="auto" w:line="240" w:before="0" w:after="0"/>
               <w:jc w:val="left"/>
               <w:rPr>
@@ -610,7 +611,8 @@
           <w:p>
             <w:pPr>
               <w:pStyle w:val="Normal"/>
-              <w:widowControl/>
+              <w:widowControl w:val="false"/>
+              <w:suppressAutoHyphens w:val="true"/>
               <w:spacing w:lineRule="auto" w:line="240" w:before="0" w:after="0"/>
               <w:jc w:val="left"/>
               <w:rPr>
@@ -642,7 +644,8 @@
           <w:p>
             <w:pPr>
               <w:pStyle w:val="Normal"/>
-              <w:widowControl/>
+              <w:widowControl w:val="false"/>
+              <w:suppressAutoHyphens w:val="true"/>
               <w:spacing w:lineRule="auto" w:line="240" w:before="0" w:after="0"/>
               <w:jc w:val="left"/>
               <w:rPr>
@@ -662,19 +665,7 @@
                 <w:szCs w:val="24"/>
                 <w:lang w:val="es-ES" w:eastAsia="en-US" w:bidi="ar-SA"/>
               </w:rPr>
-              <w:t>Descrip</w:t>
-            </w:r>
-            <w:r>
-              <w:rPr>
-                <w:rFonts w:eastAsia="Aptos" w:cs="Arial" w:ascii="Arial" w:hAnsi="Arial"/>
-                <w:b/>
-                <w:bCs/>
-                <w:kern w:val="2"/>
-                <w:sz w:val="24"/>
-                <w:szCs w:val="24"/>
-                <w:lang w:val="es-ES" w:eastAsia="en-US" w:bidi="ar-SA"/>
-              </w:rPr>
-              <w:t>ción</w:t>
+              <w:t>Descripción</w:t>
             </w:r>
           </w:p>
         </w:tc>
@@ -689,7 +680,8 @@
           <w:p>
             <w:pPr>
               <w:pStyle w:val="Normal"/>
-              <w:widowControl/>
+              <w:widowControl w:val="false"/>
+              <w:suppressAutoHyphens w:val="true"/>
               <w:spacing w:lineRule="auto" w:line="240" w:before="0" w:after="0"/>
               <w:jc w:val="left"/>
               <w:rPr>
@@ -716,7 +708,8 @@
           <w:p>
             <w:pPr>
               <w:pStyle w:val="Normal"/>
-              <w:widowControl/>
+              <w:widowControl w:val="false"/>
+              <w:suppressAutoHyphens w:val="true"/>
               <w:spacing w:lineRule="auto" w:line="240" w:before="0" w:after="0"/>
               <w:jc w:val="left"/>
               <w:rPr>
@@ -731,27 +724,7 @@
                 <w:szCs w:val="24"/>
                 <w:lang w:val="es-ES" w:eastAsia="en-US" w:bidi="ar-SA"/>
               </w:rPr>
-              <w:t>09</w:t>
-            </w:r>
-            <w:r>
-              <w:rPr>
-                <w:rFonts w:eastAsia="Aptos" w:cs="Arial" w:ascii="Arial" w:hAnsi="Arial"/>
-                <w:kern w:val="2"/>
-                <w:sz w:val="24"/>
-                <w:szCs w:val="24"/>
-                <w:lang w:val="es-ES" w:eastAsia="en-US" w:bidi="ar-SA"/>
-              </w:rPr>
-              <w:t>/02/202</w:t>
-            </w:r>
-            <w:r>
-              <w:rPr>
-                <w:rFonts w:eastAsia="Aptos" w:cs="Arial" w:ascii="Arial" w:hAnsi="Arial"/>
-                <w:kern w:val="2"/>
-                <w:sz w:val="24"/>
-                <w:szCs w:val="24"/>
-                <w:lang w:val="es-ES" w:eastAsia="en-US" w:bidi="ar-SA"/>
-              </w:rPr>
-              <w:t>6</w:t>
+              <w:t>09/02/2026</w:t>
             </w:r>
           </w:p>
         </w:tc>
@@ -763,7 +736,8 @@
           <w:p>
             <w:pPr>
               <w:pStyle w:val="Normal"/>
-              <w:widowControl/>
+              <w:widowControl w:val="false"/>
+              <w:suppressAutoHyphens w:val="true"/>
               <w:spacing w:lineRule="auto" w:line="240" w:before="0" w:after="0"/>
               <w:jc w:val="left"/>
               <w:rPr>
@@ -796,7 +770,8 @@
           <w:p>
             <w:pPr>
               <w:pStyle w:val="Normal"/>
-              <w:widowControl/>
+              <w:widowControl w:val="false"/>
+              <w:suppressAutoHyphens w:val="true"/>
               <w:spacing w:lineRule="auto" w:line="240" w:before="0" w:after="0"/>
               <w:jc w:val="left"/>
               <w:rPr>
@@ -825,7 +800,8 @@
           <w:p>
             <w:pPr>
               <w:pStyle w:val="Normal"/>
-              <w:widowControl/>
+              <w:widowControl w:val="false"/>
+              <w:suppressAutoHyphens w:val="true"/>
               <w:spacing w:lineRule="auto" w:line="240" w:before="0" w:after="0"/>
               <w:jc w:val="left"/>
               <w:rPr>
@@ -854,7 +830,8 @@
           <w:p>
             <w:pPr>
               <w:pStyle w:val="Normal"/>
-              <w:widowControl/>
+              <w:widowControl w:val="false"/>
+              <w:suppressAutoHyphens w:val="true"/>
               <w:spacing w:lineRule="auto" w:line="240" w:before="0" w:after="0"/>
               <w:jc w:val="left"/>
               <w:rPr>
@@ -870,7 +847,112 @@
                 <w:szCs w:val="24"/>
                 <w:lang w:val="en-US" w:eastAsia="en-US" w:bidi="ar-SA"/>
               </w:rPr>
-              <w:t>Versión final</w:t>
+              <w:t xml:space="preserve">Versión final </w:t>
+            </w:r>
+            <w:r>
+              <w:rPr>
+                <w:rFonts w:eastAsia="Aptos" w:cs="Arial" w:ascii="Arial" w:hAnsi="Arial"/>
+                <w:kern w:val="2"/>
+                <w:sz w:val="24"/>
+                <w:szCs w:val="24"/>
+                <w:lang w:val="en-US" w:eastAsia="en-US" w:bidi="ar-SA"/>
+              </w:rPr>
+              <w:t>Nivel C</w:t>
+            </w:r>
+          </w:p>
+        </w:tc>
+      </w:tr>
+      <w:tr>
+        <w:trPr/>
+        <w:tc>
+          <w:tcPr>
+            <w:tcW w:w="1350" w:type="dxa"/>
+            <w:tcBorders>
+              <w:top w:val="nil"/>
+            </w:tcBorders>
+          </w:tcPr>
+          <w:p>
+            <w:pPr>
+              <w:pStyle w:val="Normal"/>
+              <w:widowControl w:val="false"/>
+              <w:suppressAutoHyphens w:val="true"/>
+              <w:spacing w:lineRule="auto" w:line="240" w:before="0" w:after="0"/>
+              <w:jc w:val="left"/>
+              <w:rPr>
+                <w:rFonts w:ascii="Arial" w:hAnsi="Arial" w:cs="Arial"/>
+              </w:rPr>
+            </w:pPr>
+            <w:r>
+              <w:rPr>
+                <w:rFonts w:cs="Arial" w:ascii="Arial" w:hAnsi="Arial"/>
+              </w:rPr>
+              <w:t>3.0</w:t>
+            </w:r>
+          </w:p>
+        </w:tc>
+        <w:tc>
+          <w:tcPr>
+            <w:tcW w:w="3870" w:type="dxa"/>
+            <w:tcBorders>
+              <w:top w:val="nil"/>
+            </w:tcBorders>
+          </w:tcPr>
+          <w:p>
+            <w:pPr>
+              <w:pStyle w:val="Normal"/>
+              <w:widowControl w:val="false"/>
+              <w:suppressAutoHyphens w:val="true"/>
+              <w:spacing w:lineRule="auto" w:line="240" w:before="0" w:after="0"/>
+              <w:jc w:val="left"/>
+              <w:rPr>
+                <w:rFonts w:ascii="Arial" w:hAnsi="Arial" w:cs="Arial"/>
+              </w:rPr>
+            </w:pPr>
+            <w:r>
+              <w:rPr>
+                <w:rFonts w:cs="Arial" w:ascii="Arial" w:hAnsi="Arial"/>
+              </w:rPr>
+              <w:t>08/05/2026</w:t>
+            </w:r>
+          </w:p>
+        </w:tc>
+        <w:tc>
+          <w:tcPr>
+            <w:tcW w:w="4125" w:type="dxa"/>
+            <w:tcBorders>
+              <w:top w:val="nil"/>
+            </w:tcBorders>
+          </w:tcPr>
+          <w:p>
+            <w:pPr>
+              <w:pStyle w:val="Normal"/>
+              <w:widowControl w:val="false"/>
+              <w:suppressAutoHyphens w:val="true"/>
+              <w:spacing w:lineRule="auto" w:line="240" w:before="0" w:after="0"/>
+              <w:jc w:val="left"/>
+              <w:rPr>
+                <w:rFonts w:ascii="Arial" w:hAnsi="Arial" w:cs="Arial"/>
+                <w:lang w:val="en-US"/>
+              </w:rPr>
+            </w:pPr>
+            <w:r>
+              <w:rPr>
+                <w:rFonts w:cs="Arial" w:ascii="Arial" w:hAnsi="Arial"/>
+                <w:lang w:val="en-US"/>
+              </w:rPr>
+              <w:t>Versi</w:t>
+            </w:r>
+            <w:r>
+              <w:rPr>
+                <w:rFonts w:eastAsia="Aptos" w:cs="Arial" w:ascii="Arial" w:hAnsi="Arial" w:eastAsiaTheme="minorHAnsi"/>
+                <w:color w:val="auto"/>
+                <w:kern w:val="2"/>
+                <w:sz w:val="24"/>
+                <w:szCs w:val="24"/>
+                <w:lang w:val="en-US" w:eastAsia="en-US" w:bidi="ar-SA"/>
+                <w14:ligatures w14:val="standardContextual"/>
+              </w:rPr>
+              <w:t>ón final Nivel B</w:t>
             </w:r>
           </w:p>
         </w:tc>
@@ -1026,21 +1108,35 @@
           <w:sz w:val="24"/>
           <w:szCs w:val="24"/>
         </w:rPr>
-        <w:t xml:space="preserve">Nosotros, los miembros del grupo, nos comprometemos a trabajar juntos en esta asignatura con el objetivo de alcanzar los mejores resultados posibles. Declaramos que hemos comprendido plenamente la guia docente, con especial enfasis en los procedimientos de evaluacion y calificacion establecidos. Nos comprometemos a esforzarnos al maximo para superar la asignatura y aspiramos a obtener una calificacion de </w:t>
-      </w:r>
-      <w:r>
-        <w:rPr>
-          <w:sz w:val="24"/>
-          <w:szCs w:val="24"/>
-        </w:rPr>
-        <w:t>A</w:t>
-      </w:r>
-      <w:r>
-        <w:rPr>
-          <w:sz w:val="24"/>
-          <w:szCs w:val="24"/>
-        </w:rPr>
-        <w:t>.</w:t>
+        <w:t>Nosotros, los miembros del grupo, nos comprometemos a trabajar juntos en esta asignatura con el objetivo de alcanzar los mejores resultados posibles. Declaramos que hemos comprendido plenamente la guia docente, con especial enfasis en los procedimientos de evaluacion y calificacion establecidos. Nos comprometemos a esforzarnos al maximo para superar la asignatura y aspiramos a obtener una calificacion de A.</w:t>
+      </w:r>
+    </w:p>
+    <w:p>
+      <w:pPr>
+        <w:pStyle w:val="Normal"/>
+        <w:rPr>
+          <w:sz w:val="24"/>
+          <w:szCs w:val="24"/>
+        </w:rPr>
+      </w:pPr>
+      <w:r>
+        <w:rPr>
+          <w:sz w:val="24"/>
+          <w:szCs w:val="24"/>
+        </w:rPr>
+        <w:t>En cuanto a el nivel B, solo 4 personas de nuestro equipo han continuado trabajando para el nivel B. Ya que el Student 5 ha debido de terminar la implementaci</w:t>
+      </w:r>
+      <w:r>
+        <w:rPr>
+          <w:rFonts w:eastAsia="Aptos" w:cs="" w:cstheme="minorBidi" w:eastAsiaTheme="minorHAnsi"/>
+          <w:color w:val="auto"/>
+          <w:kern w:val="2"/>
+          <w:sz w:val="24"/>
+          <w:szCs w:val="24"/>
+          <w:lang w:val="es-ES" w:eastAsia="en-US" w:bidi="ar-SA"/>
+          <w14:ligatures w14:val="standardContextual"/>
+        </w:rPr>
+        <w:t>ón del nivel C, en el nivel B solo han continuado: Student 1, Student 2, Student 3 y Student 4.</w:t>
       </w:r>
     </w:p>
     <w:p>
@@ -1102,16 +1198,7 @@
           <w:sz w:val="24"/>
           <w:szCs w:val="24"/>
         </w:rPr>
-        <w:t>P</w:t>
-      </w:r>
-      <w:r>
-        <w:rPr>
-          <w:b/>
-          <w:bCs/>
-          <w:sz w:val="24"/>
-          <w:szCs w:val="24"/>
-        </w:rPr>
-        <w:t xml:space="preserve">rogreso del trabajo: </w:t>
+        <w:t xml:space="preserve">Progreso del trabajo: </w:t>
       </w:r>
       <w:r>
         <w:rPr>
@@ -1144,21 +1231,7 @@
           <w:sz w:val="24"/>
           <w:szCs w:val="24"/>
         </w:rPr>
-        <w:t>Buen rendimiento: Cada miembro del g</w:t>
-      </w:r>
-      <w:r>
-        <w:rPr>
-          <w:sz w:val="24"/>
-          <w:szCs w:val="24"/>
-        </w:rPr>
-        <w:t>r</w:t>
-      </w:r>
-      <w:r>
-        <w:rPr>
-          <w:sz w:val="24"/>
-          <w:szCs w:val="24"/>
-        </w:rPr>
-        <w:t xml:space="preserve">upo debe cumplir las tareas asignadas para cada entregable. </w:t>
+        <w:t xml:space="preserve">Buen rendimiento: Cada miembro del grupo debe cumplir las tareas asignadas para cada entregable. </w:t>
       </w:r>
     </w:p>
     <w:p>
@@ -2428,6 +2501,7 @@
     <w:qFormat/>
     <w:pPr>
       <w:widowControl/>
+      <w:suppressAutoHyphens w:val="true"/>
       <w:bidi w:val="0"/>
       <w:spacing w:lineRule="auto" w:line="276" w:before="0" w:after="160"/>
       <w:jc w:val="left"/>

--- a/reports/Chartering Report.docx
+++ b/reports/Chartering Report.docx
@@ -1,18 +1,15 @@
 
 <file path=word/document.xml><?xml version="1.0" encoding="utf-8"?>
-<w:document xmlns:o="urn:schemas-microsoft-com:office:office" xmlns:r="http://schemas.openxmlformats.org/officeDocument/2006/relationships" xmlns:v="urn:schemas-microsoft-com:vml" xmlns:w="http://schemas.openxmlformats.org/wordprocessingml/2006/main" xmlns:w10="urn:schemas-microsoft-com:office:word" xmlns:wp="http://schemas.openxmlformats.org/drawingml/2006/wordprocessingDrawing" xmlns:wps="http://schemas.microsoft.com/office/word/2010/wordprocessingShape" xmlns:wpg="http://schemas.microsoft.com/office/word/2010/wordprocessingGroup" xmlns:mc="http://schemas.openxmlformats.org/markup-compatibility/2006" xmlns:wp14="http://schemas.microsoft.com/office/word/2010/wordprocessingDrawing" xmlns:w14="http://schemas.microsoft.com/office/word/2010/wordml" xmlns:w15="http://schemas.microsoft.com/office/word/2012/wordml" mc:Ignorable="w14 wp14 w15">
+<w:document xmlns:wpc="http://schemas.microsoft.com/office/word/2010/wordprocessingCanvas" xmlns:cx="http://schemas.microsoft.com/office/drawing/2014/chartex" xmlns:cx1="http://schemas.microsoft.com/office/drawing/2015/9/8/chartex" xmlns:cx2="http://schemas.microsoft.com/office/drawing/2015/10/21/chartex" xmlns:cx3="http://schemas.microsoft.com/office/drawing/2016/5/9/chartex" xmlns:cx4="http://schemas.microsoft.com/office/drawing/2016/5/10/chartex" xmlns:cx5="http://schemas.microsoft.com/office/drawing/2016/5/11/chartex" xmlns:cx6="http://schemas.microsoft.com/office/drawing/2016/5/12/chartex" xmlns:cx7="http://schemas.microsoft.com/office/drawing/2016/5/13/chartex" xmlns:cx8="http://schemas.microsoft.com/office/drawing/2016/5/14/chartex" xmlns:mc="http://schemas.openxmlformats.org/markup-compatibility/2006" xmlns:aink="http://schemas.microsoft.com/office/drawing/2016/ink" xmlns:am3d="http://schemas.microsoft.com/office/drawing/2017/model3d" xmlns:o="urn:schemas-microsoft-com:office:office" xmlns:oel="http://schemas.microsoft.com/office/2019/extlst" xmlns:r="http://schemas.openxmlformats.org/officeDocument/2006/relationships" xmlns:m="http://schemas.openxmlformats.org/officeDocument/2006/math" xmlns:v="urn:schemas-microsoft-com:vml" xmlns:wp14="http://schemas.microsoft.com/office/word/2010/wordprocessingDrawing" xmlns:wp="http://schemas.openxmlformats.org/drawingml/2006/wordprocessingDrawing" xmlns:w10="urn:schemas-microsoft-com:office:word" xmlns:w="http://schemas.openxmlformats.org/wordprocessingml/2006/main" xmlns:w14="http://schemas.microsoft.com/office/word/2010/wordml" xmlns:w15="http://schemas.microsoft.com/office/word/2012/wordml" xmlns:w16cex="http://schemas.microsoft.com/office/word/2018/wordml/cex" xmlns:w16cid="http://schemas.microsoft.com/office/word/2016/wordml/cid" xmlns:w16="http://schemas.microsoft.com/office/word/2018/wordml" xmlns:w16du="http://schemas.microsoft.com/office/word/2023/wordml/word16du" xmlns:w16sdtdh="http://schemas.microsoft.com/office/word/2020/wordml/sdtdatahash" xmlns:w16sdtfl="http://schemas.microsoft.com/office/word/2024/wordml/sdtformatlock" xmlns:w16se="http://schemas.microsoft.com/office/word/2015/wordml/symex" xmlns:wpg="http://schemas.microsoft.com/office/word/2010/wordprocessingGroup" xmlns:wpi="http://schemas.microsoft.com/office/word/2010/wordprocessingInk" xmlns:wne="http://schemas.microsoft.com/office/word/2006/wordml" xmlns:wps="http://schemas.microsoft.com/office/word/2010/wordprocessingShape" mc:Ignorable="w14 w15 w16se w16cid w16 w16cex w16sdtdh w16sdtfl w16du wp14">
   <w:body>
     <w:p>
       <w:pPr>
-        <w:pStyle w:val="Normal"/>
         <w:jc w:val="center"/>
-        <w:rPr/>
       </w:pPr>
       <w:r>
         <w:rPr>
-          <w:rFonts w:eastAsia="" w:cs="" w:ascii="Aptos Display" w:hAnsi="Aptos Display" w:asciiTheme="majorHAnsi" w:cstheme="majorBidi" w:eastAsiaTheme="majorEastAsia" w:hAnsiTheme="majorHAnsi"/>
+          <w:rFonts w:asciiTheme="majorHAnsi" w:eastAsiaTheme="majorEastAsia" w:hAnsiTheme="majorHAnsi" w:cstheme="majorBidi"/>
           <w:spacing w:val="-10"/>
-          <w:kern w:val="2"/>
           <w:sz w:val="72"/>
           <w:szCs w:val="72"/>
         </w:rPr>
@@ -21,33 +18,26 @@
     </w:p>
     <w:p>
       <w:pPr>
-        <w:pStyle w:val="Normal"/>
         <w:jc w:val="center"/>
         <w:rPr>
           <w:sz w:val="28"/>
           <w:szCs w:val="28"/>
         </w:rPr>
       </w:pPr>
+    </w:p>
+    <w:p>
+      <w:pPr>
+        <w:jc w:val="center"/>
+      </w:pPr>
       <w:r>
         <w:rPr>
-          <w:sz w:val="28"/>
-          <w:szCs w:val="28"/>
+          <w:noProof/>
         </w:rPr>
-      </w:r>
-    </w:p>
-    <w:p>
-      <w:pPr>
-        <w:pStyle w:val="Normal"/>
-        <w:jc w:val="center"/>
-        <w:rPr/>
-      </w:pPr>
-      <w:r>
-        <w:rPr/>
         <w:drawing>
-          <wp:inline distT="0" distB="0" distL="0" distR="0">
+          <wp:inline distT="0" distB="0" distL="0" distR="0" wp14:anchorId="09CD2CB3" wp14:editId="1F388949">
             <wp:extent cx="5943600" cy="3406775"/>
             <wp:effectExtent l="0" t="0" r="0" b="0"/>
-            <wp:docPr id="1" name="Picture 1" descr=""/>
+            <wp:docPr id="1" name="Picture 1"/>
             <wp:cNvGraphicFramePr>
               <a:graphicFrameLocks xmlns:a="http://schemas.openxmlformats.org/drawingml/2006/main" noChangeAspect="1"/>
             </wp:cNvGraphicFramePr>
@@ -55,13 +45,13 @@
               <a:graphicData uri="http://schemas.openxmlformats.org/drawingml/2006/picture">
                 <pic:pic xmlns:pic="http://schemas.openxmlformats.org/drawingml/2006/picture">
                   <pic:nvPicPr>
-                    <pic:cNvPr id="1" name="Picture 1" descr=""/>
+                    <pic:cNvPr id="1" name="Picture 1"/>
                     <pic:cNvPicPr>
                       <a:picLocks noChangeAspect="1" noChangeArrowheads="1"/>
                     </pic:cNvPicPr>
                   </pic:nvPicPr>
                   <pic:blipFill>
-                    <a:blip r:embed="rId2"/>
+                    <a:blip r:embed="rId5"/>
                     <a:stretch>
                       <a:fillRect/>
                     </a:stretch>
@@ -84,180 +74,115 @@
     </w:p>
     <w:p>
       <w:pPr>
-        <w:pStyle w:val="Normal"/>
         <w:rPr>
           <w:sz w:val="28"/>
           <w:szCs w:val="28"/>
         </w:rPr>
       </w:pPr>
-      <w:r>
-        <w:rPr>
-          <w:sz w:val="28"/>
-          <w:szCs w:val="28"/>
-        </w:rPr>
-      </w:r>
-    </w:p>
-    <w:p>
-      <w:pPr>
-        <w:pStyle w:val="Normal"/>
+    </w:p>
+    <w:p>
+      <w:pPr>
         <w:jc w:val="right"/>
         <w:rPr>
           <w:sz w:val="28"/>
           <w:szCs w:val="28"/>
         </w:rPr>
       </w:pPr>
-      <w:r>
-        <w:rPr>
-          <w:sz w:val="28"/>
-          <w:szCs w:val="28"/>
-        </w:rPr>
-      </w:r>
-    </w:p>
-    <w:p>
-      <w:pPr>
-        <w:pStyle w:val="Normal"/>
+    </w:p>
+    <w:p>
+      <w:pPr>
         <w:jc w:val="right"/>
         <w:rPr>
           <w:sz w:val="28"/>
           <w:szCs w:val="28"/>
         </w:rPr>
       </w:pPr>
-      <w:r>
-        <w:rPr>
-          <w:sz w:val="28"/>
-          <w:szCs w:val="28"/>
-        </w:rPr>
-      </w:r>
-    </w:p>
-    <w:p>
-      <w:pPr>
-        <w:pStyle w:val="Normal"/>
+    </w:p>
+    <w:p>
+      <w:pPr>
         <w:jc w:val="right"/>
         <w:rPr>
           <w:sz w:val="28"/>
           <w:szCs w:val="28"/>
         </w:rPr>
       </w:pPr>
-      <w:r>
-        <w:rPr>
-          <w:sz w:val="28"/>
-          <w:szCs w:val="28"/>
-        </w:rPr>
-      </w:r>
-    </w:p>
-    <w:p>
-      <w:pPr>
-        <w:pStyle w:val="Normal"/>
+    </w:p>
+    <w:p>
+      <w:pPr>
         <w:jc w:val="right"/>
         <w:rPr>
           <w:sz w:val="28"/>
           <w:szCs w:val="28"/>
         </w:rPr>
       </w:pPr>
-      <w:r>
-        <w:rPr>
-          <w:sz w:val="28"/>
-          <w:szCs w:val="28"/>
-        </w:rPr>
-      </w:r>
-    </w:p>
-    <w:p>
-      <w:pPr>
-        <w:pStyle w:val="Normal"/>
+    </w:p>
+    <w:p>
+      <w:pPr>
         <w:jc w:val="right"/>
         <w:rPr>
           <w:sz w:val="28"/>
           <w:szCs w:val="28"/>
         </w:rPr>
       </w:pPr>
-      <w:r>
-        <w:rPr>
-          <w:sz w:val="28"/>
-          <w:szCs w:val="28"/>
-        </w:rPr>
-      </w:r>
-    </w:p>
-    <w:p>
-      <w:pPr>
-        <w:pStyle w:val="Normal"/>
+    </w:p>
+    <w:p>
+      <w:pPr>
         <w:jc w:val="right"/>
         <w:rPr>
           <w:sz w:val="28"/>
           <w:szCs w:val="28"/>
         </w:rPr>
       </w:pPr>
-      <w:r>
-        <w:rPr>
-          <w:sz w:val="28"/>
-          <w:szCs w:val="28"/>
-        </w:rPr>
-      </w:r>
-    </w:p>
-    <w:p>
-      <w:pPr>
-        <w:pStyle w:val="Normal"/>
+    </w:p>
+    <w:p>
+      <w:pPr>
         <w:jc w:val="right"/>
         <w:rPr>
           <w:sz w:val="28"/>
           <w:szCs w:val="28"/>
         </w:rPr>
       </w:pPr>
+    </w:p>
+    <w:p>
+      <w:pPr>
+        <w:jc w:val="right"/>
+      </w:pPr>
       <w:r>
         <w:rPr>
           <w:sz w:val="28"/>
           <w:szCs w:val="28"/>
         </w:rPr>
-      </w:r>
-    </w:p>
-    <w:p>
-      <w:pPr>
-        <w:pStyle w:val="Normal"/>
-        <w:jc w:val="right"/>
-        <w:rPr/>
-      </w:pPr>
-      <w:r>
-        <w:rPr>
-          <w:sz w:val="28"/>
-          <w:szCs w:val="28"/>
-        </w:rPr>
+        <w:lastRenderedPageBreak/>
         <w:t>9 de febrero de 2026</w:t>
       </w:r>
     </w:p>
     <w:sdt>
       <w:sdtPr>
+        <w:rPr>
+          <w:rFonts w:asciiTheme="minorHAnsi" w:eastAsiaTheme="minorHAnsi" w:hAnsiTheme="minorHAnsi"/>
+          <w:b w:val="0"/>
+          <w:bCs w:val="0"/>
+          <w:sz w:val="24"/>
+          <w:szCs w:val="24"/>
+        </w:rPr>
+        <w:id w:val="-1706858366"/>
         <w:docPartObj>
           <w:docPartGallery w:val="Table of Contents"/>
-          <w:docPartUnique w:val="true"/>
+          <w:docPartUnique/>
         </w:docPartObj>
       </w:sdtPr>
       <w:sdtContent>
         <w:p>
           <w:pPr>
-            <w:pStyle w:val="ContentsHeading"/>
-            <w:suppressLineNumbers/>
-            <w:ind w:left="0" w:hanging="0"/>
-            <w:rPr>
-              <w:b/>
-              <w:b/>
-              <w:bCs/>
-              <w:sz w:val="32"/>
-              <w:szCs w:val="32"/>
-            </w:rPr>
+            <w:pStyle w:val="TOCHeading"/>
           </w:pPr>
           <w:r>
-            <w:rPr>
-              <w:b/>
-              <w:bCs/>
-              <w:sz w:val="32"/>
-              <w:szCs w:val="32"/>
-            </w:rPr>
             <w:t>Tabla de contenidos</w:t>
           </w:r>
         </w:p>
         <w:p>
           <w:pPr>
-            <w:pStyle w:val="Contents1"/>
-            <w:rPr/>
+            <w:pStyle w:val="TOC1"/>
           </w:pPr>
           <w:r>
             <w:fldChar w:fldCharType="begin"/>
@@ -280,6 +205,11 @@
                 <w:rStyle w:val="IndexLink"/>
               </w:rPr>
               <w:t>Resumen Ejecutivo</w:t>
+            </w:r>
+            <w:r>
+              <w:rPr>
+                <w:rStyle w:val="IndexLink"/>
+              </w:rPr>
               <w:tab/>
               <w:t>3</w:t>
             </w:r>
@@ -287,8 +217,7 @@
         </w:p>
         <w:p>
           <w:pPr>
-            <w:pStyle w:val="Contents1"/>
-            <w:rPr/>
+            <w:pStyle w:val="TOC1"/>
           </w:pPr>
           <w:hyperlink w:anchor="__RefHeading___Toc5807_4254870731">
             <w:r>
@@ -296,6 +225,11 @@
                 <w:rStyle w:val="IndexLink"/>
               </w:rPr>
               <w:t>Tabla de versiones</w:t>
+            </w:r>
+            <w:r>
+              <w:rPr>
+                <w:rStyle w:val="IndexLink"/>
+              </w:rPr>
               <w:tab/>
               <w:t>4</w:t>
             </w:r>
@@ -303,8 +237,7 @@
         </w:p>
         <w:p>
           <w:pPr>
-            <w:pStyle w:val="Contents1"/>
-            <w:rPr/>
+            <w:pStyle w:val="TOC1"/>
           </w:pPr>
           <w:hyperlink w:anchor="__RefHeading___Toc5809_4254870731">
             <w:r>
@@ -312,6 +245,11 @@
                 <w:rStyle w:val="IndexLink"/>
               </w:rPr>
               <w:t>Introducción</w:t>
+            </w:r>
+            <w:r>
+              <w:rPr>
+                <w:rStyle w:val="IndexLink"/>
+              </w:rPr>
               <w:tab/>
               <w:t>5</w:t>
             </w:r>
@@ -319,8 +257,7 @@
         </w:p>
         <w:p>
           <w:pPr>
-            <w:pStyle w:val="Contents1"/>
-            <w:rPr/>
+            <w:pStyle w:val="TOC1"/>
           </w:pPr>
           <w:hyperlink w:anchor="__RefHeading___Toc5811_4254870731">
             <w:r>
@@ -328,6 +265,11 @@
                 <w:rStyle w:val="IndexLink"/>
               </w:rPr>
               <w:t>Contenidos</w:t>
+            </w:r>
+            <w:r>
+              <w:rPr>
+                <w:rStyle w:val="IndexLink"/>
+              </w:rPr>
               <w:tab/>
               <w:t>6</w:t>
             </w:r>
@@ -335,12 +277,11 @@
         </w:p>
         <w:p>
           <w:pPr>
-            <w:pStyle w:val="Contents2"/>
+            <w:pStyle w:val="TOC2"/>
             <w:tabs>
               <w:tab w:val="clear" w:pos="9077"/>
-              <w:tab w:val="right" w:pos="9360" w:leader="dot"/>
+              <w:tab w:val="right" w:leader="dot" w:pos="9360"/>
             </w:tabs>
-            <w:rPr/>
           </w:pPr>
           <w:hyperlink w:anchor="__RefHeading___Toc5813_4254870731">
             <w:r>
@@ -348,6 +289,11 @@
                 <w:rStyle w:val="IndexLink"/>
               </w:rPr>
               <w:t>Cómo se formó el grupo</w:t>
+            </w:r>
+            <w:r>
+              <w:rPr>
+                <w:rStyle w:val="IndexLink"/>
+              </w:rPr>
               <w:tab/>
               <w:t>6</w:t>
             </w:r>
@@ -355,12 +301,11 @@
         </w:p>
         <w:p>
           <w:pPr>
-            <w:pStyle w:val="Contents2"/>
+            <w:pStyle w:val="TOC2"/>
             <w:tabs>
               <w:tab w:val="clear" w:pos="9077"/>
-              <w:tab w:val="right" w:pos="9360" w:leader="dot"/>
+              <w:tab w:val="right" w:leader="dot" w:pos="9360"/>
             </w:tabs>
-            <w:rPr/>
           </w:pPr>
           <w:hyperlink w:anchor="__RefHeading___Toc5815_4254870731">
             <w:r>
@@ -368,6 +313,11 @@
                 <w:rStyle w:val="IndexLink"/>
               </w:rPr>
               <w:t>Declaración de compromiso</w:t>
+            </w:r>
+            <w:r>
+              <w:rPr>
+                <w:rStyle w:val="IndexLink"/>
+              </w:rPr>
               <w:tab/>
               <w:t>6</w:t>
             </w:r>
@@ -375,12 +325,11 @@
         </w:p>
         <w:p>
           <w:pPr>
-            <w:pStyle w:val="Contents2"/>
+            <w:pStyle w:val="TOC2"/>
             <w:tabs>
               <w:tab w:val="clear" w:pos="9077"/>
-              <w:tab w:val="right" w:pos="9360" w:leader="dot"/>
+              <w:tab w:val="right" w:leader="dot" w:pos="9360"/>
             </w:tabs>
-            <w:rPr/>
           </w:pPr>
           <w:hyperlink w:anchor="__RefHeading___Toc5817_4254870731">
             <w:r>
@@ -388,6 +337,11 @@
                 <w:rStyle w:val="IndexLink"/>
               </w:rPr>
               <w:t>Indicadores de rendimiento</w:t>
+            </w:r>
+            <w:r>
+              <w:rPr>
+                <w:rStyle w:val="IndexLink"/>
+              </w:rPr>
               <w:tab/>
               <w:t>6</w:t>
             </w:r>
@@ -395,12 +349,11 @@
         </w:p>
         <w:p>
           <w:pPr>
-            <w:pStyle w:val="Contents2"/>
+            <w:pStyle w:val="TOC2"/>
             <w:tabs>
               <w:tab w:val="clear" w:pos="9077"/>
-              <w:tab w:val="right" w:pos="9360" w:leader="dot"/>
+              <w:tab w:val="right" w:leader="dot" w:pos="9360"/>
             </w:tabs>
-            <w:rPr/>
           </w:pPr>
           <w:hyperlink w:anchor="__RefHeading___Toc5819_4254870731">
             <w:r>
@@ -408,6 +361,11 @@
                 <w:rStyle w:val="IndexLink"/>
               </w:rPr>
               <w:t>Consecuencias del buen rendimiento</w:t>
+            </w:r>
+            <w:r>
+              <w:rPr>
+                <w:rStyle w:val="IndexLink"/>
+              </w:rPr>
               <w:tab/>
               <w:t>7</w:t>
             </w:r>
@@ -415,12 +373,11 @@
         </w:p>
         <w:p>
           <w:pPr>
-            <w:pStyle w:val="Contents2"/>
+            <w:pStyle w:val="TOC2"/>
             <w:tabs>
               <w:tab w:val="clear" w:pos="9077"/>
-              <w:tab w:val="right" w:pos="9360" w:leader="dot"/>
+              <w:tab w:val="right" w:leader="dot" w:pos="9360"/>
             </w:tabs>
-            <w:rPr/>
           </w:pPr>
           <w:hyperlink w:anchor="__RefHeading___Toc5821_4254870731">
             <w:r>
@@ -428,6 +385,11 @@
                 <w:rStyle w:val="IndexLink"/>
               </w:rPr>
               <w:t>Consecuencias del mal rendimiento</w:t>
+            </w:r>
+            <w:r>
+              <w:rPr>
+                <w:rStyle w:val="IndexLink"/>
+              </w:rPr>
               <w:tab/>
               <w:t>7</w:t>
             </w:r>
@@ -435,12 +397,11 @@
         </w:p>
         <w:p>
           <w:pPr>
-            <w:pStyle w:val="Contents2"/>
+            <w:pStyle w:val="TOC2"/>
             <w:tabs>
               <w:tab w:val="clear" w:pos="9077"/>
-              <w:tab w:val="right" w:pos="9360" w:leader="dot"/>
+              <w:tab w:val="right" w:leader="dot" w:pos="9360"/>
             </w:tabs>
-            <w:rPr/>
           </w:pPr>
           <w:hyperlink w:anchor="__RefHeading___Toc5823_4254870731">
             <w:r>
@@ -448,6 +409,11 @@
                 <w:rStyle w:val="IndexLink"/>
               </w:rPr>
               <w:t>Condiciones para la expulsion de un miembro del equipo</w:t>
+            </w:r>
+            <w:r>
+              <w:rPr>
+                <w:rStyle w:val="IndexLink"/>
+              </w:rPr>
               <w:tab/>
               <w:t>8</w:t>
             </w:r>
@@ -455,8 +421,7 @@
         </w:p>
         <w:p>
           <w:pPr>
-            <w:pStyle w:val="Contents1"/>
-            <w:rPr/>
+            <w:pStyle w:val="TOC1"/>
           </w:pPr>
           <w:hyperlink w:anchor="__RefHeading___Toc5825_4254870731">
             <w:r>
@@ -464,6 +429,11 @@
                 <w:rStyle w:val="IndexLink"/>
               </w:rPr>
               <w:t>Conclusiones</w:t>
+            </w:r>
+            <w:r>
+              <w:rPr>
+                <w:rStyle w:val="IndexLink"/>
+              </w:rPr>
               <w:tab/>
               <w:t>9</w:t>
             </w:r>
@@ -471,8 +441,7 @@
         </w:p>
         <w:p>
           <w:pPr>
-            <w:pStyle w:val="Contents1"/>
-            <w:rPr/>
+            <w:pStyle w:val="TOC1"/>
           </w:pPr>
           <w:hyperlink w:anchor="__RefHeading___Toc5827_4254870731">
             <w:r>
@@ -480,6 +449,11 @@
                 <w:rStyle w:val="IndexLink"/>
               </w:rPr>
               <w:t>Bibliografía</w:t>
+            </w:r>
+            <w:r>
+              <w:rPr>
+                <w:rStyle w:val="IndexLink"/>
+              </w:rPr>
               <w:tab/>
               <w:t>10</w:t>
             </w:r>
@@ -495,41 +469,28 @@
     </w:sdt>
     <w:p>
       <w:pPr>
-        <w:pStyle w:val="Normal"/>
         <w:rPr>
           <w:sz w:val="36"/>
           <w:szCs w:val="36"/>
         </w:rPr>
       </w:pPr>
       <w:r>
-        <w:rPr>
-          <w:sz w:val="36"/>
-          <w:szCs w:val="36"/>
-        </w:rPr>
-      </w:r>
-      <w:r>
         <w:br w:type="page"/>
       </w:r>
     </w:p>
     <w:p>
       <w:pPr>
         <w:pStyle w:val="Heading1"/>
-        <w:rPr/>
       </w:pPr>
       <w:bookmarkStart w:id="0" w:name="__RefHeading___Toc1427_4254870731"/>
       <w:bookmarkEnd w:id="0"/>
       <w:r>
-        <w:rPr/>
+        <w:lastRenderedPageBreak/>
         <w:t>Resumen Ejecutivo</w:t>
       </w:r>
     </w:p>
     <w:p>
-      <w:pPr>
-        <w:pStyle w:val="Normal"/>
-        <w:rPr/>
-      </w:pPr>
-      <w:r>
-        <w:rPr/>
+      <w:r>
         <w:t>Este informe describe el proceso de formación y organización del grupo de trabajo para el proyecto Acme-Starters. En él se explica cómo se reclutó a los miembros del equipo, los compromisos asumidos para garantizar un rendimiento óptimo y los criterios establecidos para evaluar dicho rendimiento. Además, se detallan las consecuencias derivadas de un buen o mal desempeño, así como las condiciones bajo las cuales un miembro podría ser excluido del grupo. Este documento tiene como objetivo asegurar una gestión eficaz del proyecto y un desarrollo colaborativo exitoso que cumpla con los estándares de calidad de Acme-Starters.</w:t>
       </w:r>
       <w:r>
@@ -539,12 +500,11 @@
     <w:p>
       <w:pPr>
         <w:pStyle w:val="Heading1"/>
-        <w:rPr/>
       </w:pPr>
       <w:bookmarkStart w:id="1" w:name="__RefHeading___Toc5807_4254870731"/>
       <w:bookmarkEnd w:id="1"/>
       <w:r>
-        <w:rPr/>
+        <w:lastRenderedPageBreak/>
         <w:t>Tabla de versiones</w:t>
       </w:r>
     </w:p>
@@ -552,16 +512,8 @@
       <w:tblPr>
         <w:tblStyle w:val="TableGrid"/>
         <w:tblW w:w="9345" w:type="dxa"/>
-        <w:jc w:val="left"/>
-        <w:tblInd w:w="0" w:type="dxa"/>
         <w:tblLayout w:type="fixed"/>
-        <w:tblCellMar>
-          <w:top w:w="0" w:type="dxa"/>
-          <w:left w:w="108" w:type="dxa"/>
-          <w:bottom w:w="0" w:type="dxa"/>
-          <w:right w:w="108" w:type="dxa"/>
-        </w:tblCellMar>
-        <w:tblLook w:val="04a0" w:noHBand="0" w:noVBand="1" w:firstColumn="1" w:lastRow="0" w:lastColumn="0" w:firstRow="1"/>
+        <w:tblLook w:val="04A0" w:firstRow="1" w:lastRow="0" w:firstColumn="1" w:lastColumn="0" w:noHBand="0" w:noVBand="1"/>
       </w:tblPr>
       <w:tblGrid>
         <w:gridCol w:w="1350"/>
@@ -569,35 +521,25 @@
         <w:gridCol w:w="4125"/>
       </w:tblGrid>
       <w:tr>
-        <w:trPr/>
         <w:tc>
           <w:tcPr>
             <w:tcW w:w="1350" w:type="dxa"/>
-            <w:tcBorders/>
           </w:tcPr>
           <w:p>
             <w:pPr>
-              <w:pStyle w:val="Normal"/>
-              <w:widowControl w:val="false"/>
-              <w:suppressAutoHyphens w:val="true"/>
-              <w:spacing w:lineRule="auto" w:line="240" w:before="0" w:after="0"/>
-              <w:jc w:val="left"/>
+              <w:widowControl w:val="0"/>
+              <w:spacing w:after="0" w:line="240" w:lineRule="auto"/>
               <w:rPr>
                 <w:rFonts w:ascii="Arial" w:hAnsi="Arial" w:cs="Arial"/>
                 <w:b/>
+                <w:bCs/>
+              </w:rPr>
+            </w:pPr>
+            <w:r>
+              <w:rPr>
+                <w:rFonts w:ascii="Arial" w:eastAsia="Aptos" w:hAnsi="Arial" w:cs="Arial"/>
                 <w:b/>
                 <w:bCs/>
-              </w:rPr>
-            </w:pPr>
-            <w:r>
-              <w:rPr>
-                <w:rFonts w:eastAsia="Aptos" w:cs="Arial" w:ascii="Arial" w:hAnsi="Arial"/>
-                <w:b/>
-                <w:bCs/>
-                <w:kern w:val="2"/>
-                <w:sz w:val="24"/>
-                <w:szCs w:val="24"/>
-                <w:lang w:val="es-ES" w:eastAsia="en-US" w:bidi="ar-SA"/>
               </w:rPr>
               <w:t>Versión</w:t>
             </w:r>
@@ -606,31 +548,22 @@
         <w:tc>
           <w:tcPr>
             <w:tcW w:w="3870" w:type="dxa"/>
-            <w:tcBorders/>
           </w:tcPr>
           <w:p>
             <w:pPr>
-              <w:pStyle w:val="Normal"/>
-              <w:widowControl w:val="false"/>
-              <w:suppressAutoHyphens w:val="true"/>
-              <w:spacing w:lineRule="auto" w:line="240" w:before="0" w:after="0"/>
-              <w:jc w:val="left"/>
+              <w:widowControl w:val="0"/>
+              <w:spacing w:after="0" w:line="240" w:lineRule="auto"/>
               <w:rPr>
                 <w:rFonts w:ascii="Arial" w:hAnsi="Arial" w:cs="Arial"/>
                 <w:b/>
+                <w:bCs/>
+              </w:rPr>
+            </w:pPr>
+            <w:r>
+              <w:rPr>
+                <w:rFonts w:ascii="Arial" w:eastAsia="Aptos" w:hAnsi="Arial" w:cs="Arial"/>
                 <w:b/>
                 <w:bCs/>
-              </w:rPr>
-            </w:pPr>
-            <w:r>
-              <w:rPr>
-                <w:rFonts w:eastAsia="Aptos" w:cs="Arial" w:ascii="Arial" w:hAnsi="Arial"/>
-                <w:b/>
-                <w:bCs/>
-                <w:kern w:val="2"/>
-                <w:sz w:val="24"/>
-                <w:szCs w:val="24"/>
-                <w:lang w:val="es-ES" w:eastAsia="en-US" w:bidi="ar-SA"/>
               </w:rPr>
               <w:t>Fecha</w:t>
             </w:r>
@@ -639,31 +572,22 @@
         <w:tc>
           <w:tcPr>
             <w:tcW w:w="4125" w:type="dxa"/>
-            <w:tcBorders/>
           </w:tcPr>
           <w:p>
             <w:pPr>
-              <w:pStyle w:val="Normal"/>
-              <w:widowControl w:val="false"/>
-              <w:suppressAutoHyphens w:val="true"/>
-              <w:spacing w:lineRule="auto" w:line="240" w:before="0" w:after="0"/>
-              <w:jc w:val="left"/>
+              <w:widowControl w:val="0"/>
+              <w:spacing w:after="0" w:line="240" w:lineRule="auto"/>
               <w:rPr>
                 <w:rFonts w:ascii="Arial" w:hAnsi="Arial" w:cs="Arial"/>
                 <w:b/>
+                <w:bCs/>
+              </w:rPr>
+            </w:pPr>
+            <w:r>
+              <w:rPr>
+                <w:rFonts w:ascii="Arial" w:eastAsia="Aptos" w:hAnsi="Arial" w:cs="Arial"/>
                 <w:b/>
                 <w:bCs/>
-              </w:rPr>
-            </w:pPr>
-            <w:r>
-              <w:rPr>
-                <w:rFonts w:eastAsia="Aptos" w:cs="Arial" w:ascii="Arial" w:hAnsi="Arial"/>
-                <w:b/>
-                <w:bCs/>
-                <w:kern w:val="2"/>
-                <w:sz w:val="24"/>
-                <w:szCs w:val="24"/>
-                <w:lang w:val="es-ES" w:eastAsia="en-US" w:bidi="ar-SA"/>
               </w:rPr>
               <w:t>Descripción</w:t>
             </w:r>
@@ -671,30 +595,21 @@
         </w:tc>
       </w:tr>
       <w:tr>
-        <w:trPr/>
         <w:tc>
           <w:tcPr>
             <w:tcW w:w="1350" w:type="dxa"/>
-            <w:tcBorders/>
           </w:tcPr>
           <w:p>
             <w:pPr>
-              <w:pStyle w:val="Normal"/>
-              <w:widowControl w:val="false"/>
-              <w:suppressAutoHyphens w:val="true"/>
-              <w:spacing w:lineRule="auto" w:line="240" w:before="0" w:after="0"/>
-              <w:jc w:val="left"/>
+              <w:widowControl w:val="0"/>
+              <w:spacing w:after="0" w:line="240" w:lineRule="auto"/>
               <w:rPr>
                 <w:rFonts w:ascii="Arial" w:hAnsi="Arial" w:cs="Arial"/>
               </w:rPr>
             </w:pPr>
             <w:r>
               <w:rPr>
-                <w:rFonts w:eastAsia="Aptos" w:cs="Arial" w:ascii="Arial" w:hAnsi="Arial"/>
-                <w:kern w:val="2"/>
-                <w:sz w:val="24"/>
-                <w:szCs w:val="24"/>
-                <w:lang w:val="es-ES" w:eastAsia="en-US" w:bidi="ar-SA"/>
+                <w:rFonts w:ascii="Arial" w:eastAsia="Aptos" w:hAnsi="Arial" w:cs="Arial"/>
               </w:rPr>
               <w:t>1.0</w:t>
             </w:r>
@@ -703,26 +618,18 @@
         <w:tc>
           <w:tcPr>
             <w:tcW w:w="3870" w:type="dxa"/>
-            <w:tcBorders/>
           </w:tcPr>
           <w:p>
             <w:pPr>
-              <w:pStyle w:val="Normal"/>
-              <w:widowControl w:val="false"/>
-              <w:suppressAutoHyphens w:val="true"/>
-              <w:spacing w:lineRule="auto" w:line="240" w:before="0" w:after="0"/>
-              <w:jc w:val="left"/>
+              <w:widowControl w:val="0"/>
+              <w:spacing w:after="0" w:line="240" w:lineRule="auto"/>
               <w:rPr>
                 <w:rFonts w:ascii="Arial" w:hAnsi="Arial" w:cs="Arial"/>
               </w:rPr>
             </w:pPr>
             <w:r>
               <w:rPr>
-                <w:rFonts w:eastAsia="Aptos" w:cs="Arial" w:ascii="Arial" w:hAnsi="Arial"/>
-                <w:kern w:val="2"/>
-                <w:sz w:val="24"/>
-                <w:szCs w:val="24"/>
-                <w:lang w:val="es-ES" w:eastAsia="en-US" w:bidi="ar-SA"/>
+                <w:rFonts w:ascii="Arial" w:eastAsia="Aptos" w:hAnsi="Arial" w:cs="Arial"/>
               </w:rPr>
               <w:t>09/02/2026</w:t>
             </w:r>
@@ -731,15 +638,11 @@
         <w:tc>
           <w:tcPr>
             <w:tcW w:w="4125" w:type="dxa"/>
-            <w:tcBorders/>
           </w:tcPr>
           <w:p>
             <w:pPr>
-              <w:pStyle w:val="Normal"/>
-              <w:widowControl w:val="false"/>
-              <w:suppressAutoHyphens w:val="true"/>
-              <w:spacing w:lineRule="auto" w:line="240" w:before="0" w:after="0"/>
-              <w:jc w:val="left"/>
+              <w:widowControl w:val="0"/>
+              <w:spacing w:after="0" w:line="240" w:lineRule="auto"/>
               <w:rPr>
                 <w:rFonts w:ascii="Arial" w:hAnsi="Arial" w:cs="Arial"/>
                 <w:lang w:val="en-US"/>
@@ -747,11 +650,8 @@
             </w:pPr>
             <w:r>
               <w:rPr>
-                <w:rFonts w:eastAsia="Aptos" w:cs="Arial" w:ascii="Arial" w:hAnsi="Arial"/>
-                <w:kern w:val="2"/>
-                <w:sz w:val="24"/>
-                <w:szCs w:val="24"/>
-                <w:lang w:val="en-US" w:eastAsia="en-US" w:bidi="ar-SA"/>
+                <w:rFonts w:ascii="Arial" w:eastAsia="Aptos" w:hAnsi="Arial" w:cs="Arial"/>
+                <w:lang w:val="en-US"/>
               </w:rPr>
               <w:t>Versión inicial del documento</w:t>
             </w:r>
@@ -759,7 +659,6 @@
         </w:tc>
       </w:tr>
       <w:tr>
-        <w:trPr/>
         <w:tc>
           <w:tcPr>
             <w:tcW w:w="1350" w:type="dxa"/>
@@ -769,22 +668,15 @@
           </w:tcPr>
           <w:p>
             <w:pPr>
-              <w:pStyle w:val="Normal"/>
-              <w:widowControl w:val="false"/>
-              <w:suppressAutoHyphens w:val="true"/>
-              <w:spacing w:lineRule="auto" w:line="240" w:before="0" w:after="0"/>
-              <w:jc w:val="left"/>
+              <w:widowControl w:val="0"/>
+              <w:spacing w:after="0" w:line="240" w:lineRule="auto"/>
               <w:rPr>
                 <w:rFonts w:ascii="Arial" w:hAnsi="Arial" w:cs="Arial"/>
               </w:rPr>
             </w:pPr>
             <w:r>
               <w:rPr>
-                <w:rFonts w:eastAsia="Aptos" w:cs="Arial" w:ascii="Arial" w:hAnsi="Arial"/>
-                <w:kern w:val="2"/>
-                <w:sz w:val="24"/>
-                <w:szCs w:val="24"/>
-                <w:lang w:val="es-ES" w:eastAsia="en-US" w:bidi="ar-SA"/>
+                <w:rFonts w:ascii="Arial" w:eastAsia="Aptos" w:hAnsi="Arial" w:cs="Arial"/>
               </w:rPr>
               <w:t>2.0</w:t>
             </w:r>
@@ -799,22 +691,15 @@
           </w:tcPr>
           <w:p>
             <w:pPr>
-              <w:pStyle w:val="Normal"/>
-              <w:widowControl w:val="false"/>
-              <w:suppressAutoHyphens w:val="true"/>
-              <w:spacing w:lineRule="auto" w:line="240" w:before="0" w:after="0"/>
-              <w:jc w:val="left"/>
+              <w:widowControl w:val="0"/>
+              <w:spacing w:after="0" w:line="240" w:lineRule="auto"/>
               <w:rPr>
                 <w:rFonts w:ascii="Arial" w:hAnsi="Arial" w:cs="Arial"/>
               </w:rPr>
             </w:pPr>
             <w:r>
               <w:rPr>
-                <w:rFonts w:eastAsia="Aptos" w:cs="Arial" w:ascii="Arial" w:hAnsi="Arial"/>
-                <w:kern w:val="2"/>
-                <w:sz w:val="24"/>
-                <w:szCs w:val="24"/>
-                <w:lang w:val="es-ES" w:eastAsia="en-US" w:bidi="ar-SA"/>
+                <w:rFonts w:ascii="Arial" w:eastAsia="Aptos" w:hAnsi="Arial" w:cs="Arial"/>
               </w:rPr>
               <w:t>23/02/2026</w:t>
             </w:r>
@@ -829,11 +714,8 @@
           </w:tcPr>
           <w:p>
             <w:pPr>
-              <w:pStyle w:val="Normal"/>
-              <w:widowControl w:val="false"/>
-              <w:suppressAutoHyphens w:val="true"/>
-              <w:spacing w:lineRule="auto" w:line="240" w:before="0" w:after="0"/>
-              <w:jc w:val="left"/>
+              <w:widowControl w:val="0"/>
+              <w:spacing w:after="0" w:line="240" w:lineRule="auto"/>
               <w:rPr>
                 <w:rFonts w:ascii="Arial" w:hAnsi="Arial" w:cs="Arial"/>
                 <w:lang w:val="en-US"/>
@@ -841,29 +723,15 @@
             </w:pPr>
             <w:r>
               <w:rPr>
-                <w:rFonts w:eastAsia="Aptos" w:cs="Arial" w:ascii="Arial" w:hAnsi="Arial"/>
-                <w:kern w:val="2"/>
-                <w:sz w:val="24"/>
-                <w:szCs w:val="24"/>
-                <w:lang w:val="en-US" w:eastAsia="en-US" w:bidi="ar-SA"/>
-              </w:rPr>
-              <w:t xml:space="preserve">Versión final </w:t>
-            </w:r>
-            <w:r>
-              <w:rPr>
-                <w:rFonts w:eastAsia="Aptos" w:cs="Arial" w:ascii="Arial" w:hAnsi="Arial"/>
-                <w:kern w:val="2"/>
-                <w:sz w:val="24"/>
-                <w:szCs w:val="24"/>
-                <w:lang w:val="en-US" w:eastAsia="en-US" w:bidi="ar-SA"/>
-              </w:rPr>
-              <w:t>Nivel C</w:t>
+                <w:rFonts w:ascii="Arial" w:eastAsia="Aptos" w:hAnsi="Arial" w:cs="Arial"/>
+                <w:lang w:val="en-US"/>
+              </w:rPr>
+              <w:t>Versión final Nivel C</w:t>
             </w:r>
           </w:p>
         </w:tc>
       </w:tr>
       <w:tr>
-        <w:trPr/>
         <w:tc>
           <w:tcPr>
             <w:tcW w:w="1350" w:type="dxa"/>
@@ -873,18 +741,15 @@
           </w:tcPr>
           <w:p>
             <w:pPr>
-              <w:pStyle w:val="Normal"/>
-              <w:widowControl w:val="false"/>
-              <w:suppressAutoHyphens w:val="true"/>
-              <w:spacing w:lineRule="auto" w:line="240" w:before="0" w:after="0"/>
-              <w:jc w:val="left"/>
+              <w:widowControl w:val="0"/>
+              <w:spacing w:after="0" w:line="240" w:lineRule="auto"/>
               <w:rPr>
                 <w:rFonts w:ascii="Arial" w:hAnsi="Arial" w:cs="Arial"/>
               </w:rPr>
             </w:pPr>
             <w:r>
               <w:rPr>
-                <w:rFonts w:cs="Arial" w:ascii="Arial" w:hAnsi="Arial"/>
+                <w:rFonts w:ascii="Arial" w:hAnsi="Arial" w:cs="Arial"/>
               </w:rPr>
               <w:t>3.0</w:t>
             </w:r>
@@ -899,18 +764,15 @@
           </w:tcPr>
           <w:p>
             <w:pPr>
-              <w:pStyle w:val="Normal"/>
-              <w:widowControl w:val="false"/>
-              <w:suppressAutoHyphens w:val="true"/>
-              <w:spacing w:lineRule="auto" w:line="240" w:before="0" w:after="0"/>
-              <w:jc w:val="left"/>
+              <w:widowControl w:val="0"/>
+              <w:spacing w:after="0" w:line="240" w:lineRule="auto"/>
               <w:rPr>
                 <w:rFonts w:ascii="Arial" w:hAnsi="Arial" w:cs="Arial"/>
               </w:rPr>
             </w:pPr>
             <w:r>
               <w:rPr>
-                <w:rFonts w:cs="Arial" w:ascii="Arial" w:hAnsi="Arial"/>
+                <w:rFonts w:ascii="Arial" w:hAnsi="Arial" w:cs="Arial"/>
               </w:rPr>
               <w:t>08/05/2026</w:t>
             </w:r>
@@ -925,11 +787,8 @@
           </w:tcPr>
           <w:p>
             <w:pPr>
-              <w:pStyle w:val="Normal"/>
-              <w:widowControl w:val="false"/>
-              <w:suppressAutoHyphens w:val="true"/>
-              <w:spacing w:lineRule="auto" w:line="240" w:before="0" w:after="0"/>
-              <w:jc w:val="left"/>
+              <w:widowControl w:val="0"/>
+              <w:spacing w:after="0" w:line="240" w:lineRule="auto"/>
               <w:rPr>
                 <w:rFonts w:ascii="Arial" w:hAnsi="Arial" w:cs="Arial"/>
                 <w:lang w:val="en-US"/>
@@ -937,22 +796,10 @@
             </w:pPr>
             <w:r>
               <w:rPr>
-                <w:rFonts w:cs="Arial" w:ascii="Arial" w:hAnsi="Arial"/>
+                <w:rFonts w:ascii="Arial" w:hAnsi="Arial" w:cs="Arial"/>
                 <w:lang w:val="en-US"/>
               </w:rPr>
-              <w:t>Versi</w:t>
-            </w:r>
-            <w:r>
-              <w:rPr>
-                <w:rFonts w:eastAsia="Aptos" w:cs="Arial" w:ascii="Arial" w:hAnsi="Arial" w:eastAsiaTheme="minorHAnsi"/>
-                <w:color w:val="auto"/>
-                <w:kern w:val="2"/>
-                <w:sz w:val="24"/>
-                <w:szCs w:val="24"/>
-                <w:lang w:val="en-US" w:eastAsia="en-US" w:bidi="ar-SA"/>
-                <w14:ligatures w14:val="standardContextual"/>
-              </w:rPr>
-              <w:t>ón final Nivel B</w:t>
+              <w:t>Versión final Nivel B</w:t>
             </w:r>
           </w:p>
         </w:tc>
@@ -960,79 +807,38 @@
     </w:tbl>
     <w:p>
       <w:pPr>
-        <w:pStyle w:val="Normal"/>
         <w:rPr>
           <w:sz w:val="36"/>
           <w:szCs w:val="36"/>
         </w:rPr>
       </w:pPr>
       <w:r>
-        <w:rPr>
-          <w:sz w:val="36"/>
-          <w:szCs w:val="36"/>
-        </w:rPr>
-      </w:r>
-      <w:r>
         <w:br w:type="page"/>
       </w:r>
     </w:p>
     <w:p>
       <w:pPr>
         <w:pStyle w:val="Heading1"/>
-        <w:rPr/>
       </w:pPr>
       <w:bookmarkStart w:id="2" w:name="__RefHeading___Toc5809_4254870731"/>
       <w:bookmarkEnd w:id="2"/>
       <w:r>
-        <w:rPr/>
+        <w:lastRenderedPageBreak/>
         <w:t>Introducción</w:t>
       </w:r>
     </w:p>
     <w:p>
-      <w:pPr>
-        <w:pStyle w:val="Normal"/>
-        <w:rPr>
-          <w:sz w:val="24"/>
-          <w:szCs w:val="24"/>
-        </w:rPr>
-      </w:pPr>
-      <w:r>
-        <w:rPr>
-          <w:sz w:val="24"/>
-          <w:szCs w:val="24"/>
-        </w:rPr>
+      <w:r>
         <w:t>Este documento presenta el acta de constitución del grupo de trabajo para el proyecto Acme-Starters, cuyo objetivo principal es ofrecer soluciones ágiles para la gestión de recursos empresariales. El propósito de este informe es detallar el proceso de formación del equipo, los compromisos asumidos, los criterios para evaluar el rendimiento de cada miembro y las posibles consecuencias relacionadas con el desempeño del grupo.</w:t>
       </w:r>
     </w:p>
     <w:p>
-      <w:pPr>
-        <w:pStyle w:val="Normal"/>
-        <w:rPr>
-          <w:sz w:val="24"/>
-          <w:szCs w:val="24"/>
-        </w:rPr>
-      </w:pPr>
-      <w:r>
-        <w:rPr>
-          <w:sz w:val="24"/>
-          <w:szCs w:val="24"/>
-        </w:rPr>
+      <w:r>
         <w:t>En primer lugar, se describe el proceso de selección del personal, explicando cómo fueron elegidos los integrantes y las razones que motivaron la formación del equipo. A continuación, se presenta la declaración de compromiso, en la que cada integrante asume su responsabilidad en el éxito del proyecto. También se explican los indicadores de rendimiento establecidos para evaluar el trabajo, junto con las consecuencias derivadas de un buen o mal desempeño.</w:t>
       </w:r>
     </w:p>
     <w:p>
-      <w:pPr>
-        <w:pStyle w:val="Normal"/>
-        <w:rPr>
-          <w:sz w:val="24"/>
-          <w:szCs w:val="24"/>
-        </w:rPr>
-      </w:pPr>
-      <w:r>
-        <w:rPr>
-          <w:sz w:val="24"/>
-          <w:szCs w:val="24"/>
-        </w:rPr>
+      <w:r>
         <w:t>Por último, se especifican las condiciones bajo las cuales un miembro podría ser excluido del grupo, y se exponen las conclusiones del informe. Esta estructura garantiza un desarrollo organizado, colaborativo y eficaz del proyecto Acme-Starters, cumpliendo con los estándares de calidad esperados.</w:t>
       </w:r>
       <w:r>
@@ -1042,37 +848,26 @@
     <w:p>
       <w:pPr>
         <w:pStyle w:val="Heading1"/>
-        <w:rPr/>
       </w:pPr>
       <w:bookmarkStart w:id="3" w:name="__RefHeading___Toc5811_4254870731"/>
       <w:bookmarkEnd w:id="3"/>
       <w:r>
-        <w:rPr/>
+        <w:lastRenderedPageBreak/>
         <w:t>Contenidos</w:t>
       </w:r>
     </w:p>
     <w:p>
       <w:pPr>
         <w:pStyle w:val="Heading2"/>
-        <w:rPr/>
       </w:pPr>
       <w:bookmarkStart w:id="4" w:name="__RefHeading___Toc5813_4254870731"/>
       <w:bookmarkEnd w:id="4"/>
       <w:r>
-        <w:rPr/>
         <w:t>Cómo se formó el grupo</w:t>
       </w:r>
     </w:p>
     <w:p>
-      <w:pPr>
-        <w:pStyle w:val="Normal"/>
-        <w:rPr/>
-      </w:pPr>
-      <w:r>
-        <w:rPr>
-          <w:sz w:val="24"/>
-          <w:szCs w:val="24"/>
-        </w:rPr>
+      <w:r>
         <w:t>Ya nos conocíamos, así que desde el inicio teníamos previsto realizar este proyecto en equipo. Por tanto, no existe un enlace a un hilo de discusión del foro de reclutamiento.</w:t>
       </w:r>
       <w:r>
@@ -1086,512 +881,232 @@
     <w:p>
       <w:pPr>
         <w:pStyle w:val="Heading2"/>
-        <w:rPr/>
       </w:pPr>
       <w:bookmarkStart w:id="5" w:name="__RefHeading___Toc5815_4254870731"/>
       <w:bookmarkEnd w:id="5"/>
       <w:r>
-        <w:rPr/>
         <w:t>Declaración de compromiso</w:t>
       </w:r>
     </w:p>
     <w:p>
-      <w:pPr>
-        <w:pStyle w:val="Normal"/>
-        <w:rPr>
-          <w:sz w:val="24"/>
-          <w:szCs w:val="24"/>
-        </w:rPr>
-      </w:pPr>
-      <w:r>
-        <w:rPr>
-          <w:sz w:val="24"/>
-          <w:szCs w:val="24"/>
-        </w:rPr>
+      <w:r>
         <w:t>Nosotros, los miembros del grupo, nos comprometemos a trabajar juntos en esta asignatura con el objetivo de alcanzar los mejores resultados posibles. Declaramos que hemos comprendido plenamente la guia docente, con especial enfasis en los procedimientos de evaluacion y calificacion establecidos. Nos comprometemos a esforzarnos al maximo para superar la asignatura y aspiramos a obtener una calificacion de A.</w:t>
       </w:r>
     </w:p>
     <w:p>
-      <w:pPr>
-        <w:pStyle w:val="Normal"/>
-        <w:rPr>
-          <w:sz w:val="24"/>
-          <w:szCs w:val="24"/>
-        </w:rPr>
-      </w:pPr>
-      <w:r>
-        <w:rPr>
-          <w:sz w:val="24"/>
-          <w:szCs w:val="24"/>
-        </w:rPr>
-        <w:t>En cuanto a el nivel B, solo 4 personas de nuestro equipo han continuado trabajando para el nivel B. Ya que el Student 5 ha debido de terminar la implementaci</w:t>
-      </w:r>
-      <w:r>
-        <w:rPr>
-          <w:rFonts w:eastAsia="Aptos" w:cs="" w:cstheme="minorBidi" w:eastAsiaTheme="minorHAnsi"/>
-          <w:color w:val="auto"/>
-          <w:kern w:val="2"/>
-          <w:sz w:val="24"/>
-          <w:szCs w:val="24"/>
-          <w:lang w:val="es-ES" w:eastAsia="en-US" w:bidi="ar-SA"/>
-          <w14:ligatures w14:val="standardContextual"/>
-        </w:rPr>
-        <w:t>ón del nivel C, en el nivel B solo han continuado: Student 1, Student 2, Student 3 y Student 4.</w:t>
-      </w:r>
-    </w:p>
-    <w:p>
-      <w:pPr>
-        <w:pStyle w:val="Normal"/>
-        <w:rPr>
-          <w:sz w:val="24"/>
-          <w:szCs w:val="24"/>
-        </w:rPr>
-      </w:pPr>
-      <w:r>
-        <w:rPr>
-          <w:sz w:val="24"/>
-          <w:szCs w:val="24"/>
-        </w:rPr>
-      </w:r>
-    </w:p>
+      <w:r>
+        <w:t>En cuanto a el nivel B, solo 4 personas de nuestro equipo han continuado trabajando para el nivel B. Ya que el Student 5 ha debido de terminar la implementación del nivel C, en el nivel B solo han continuado: Student 1, Student 2, Student 3 y Student 4.</w:t>
+      </w:r>
+    </w:p>
+    <w:p>
+      <w:r>
+        <w:t>En cuanto a el nivel A, solo el Student 3 ha continuado hasta este nivel.</w:t>
+      </w:r>
+    </w:p>
+    <w:p/>
     <w:p>
       <w:pPr>
         <w:pStyle w:val="Heading2"/>
-        <w:rPr/>
       </w:pPr>
       <w:bookmarkStart w:id="6" w:name="__RefHeading___Toc5817_4254870731"/>
       <w:bookmarkEnd w:id="6"/>
       <w:r>
-        <w:rPr/>
         <w:t>Indicadores de rendimiento</w:t>
       </w:r>
     </w:p>
     <w:p>
-      <w:pPr>
-        <w:pStyle w:val="Normal"/>
-        <w:rPr>
-          <w:sz w:val="24"/>
-          <w:szCs w:val="24"/>
-        </w:rPr>
-      </w:pPr>
-      <w:r>
-        <w:rPr>
-          <w:sz w:val="24"/>
-          <w:szCs w:val="24"/>
-        </w:rPr>
+      <w:r>
         <w:t>Para evaluar el trabajo del grupo, establecemos los siguientes criterios de rendimiento:</w:t>
       </w:r>
     </w:p>
     <w:p>
       <w:pPr>
-        <w:pStyle w:val="Normal"/>
         <w:numPr>
           <w:ilvl w:val="0"/>
           <w:numId w:val="1"/>
         </w:numPr>
-        <w:rPr/>
       </w:pPr>
       <w:r>
         <w:rPr>
           <w:b/>
           <w:bCs/>
-          <w:sz w:val="24"/>
-          <w:szCs w:val="24"/>
         </w:rPr>
         <w:t xml:space="preserve">Progreso del trabajo: </w:t>
       </w:r>
       <w:r>
-        <w:rPr>
-          <w:b w:val="false"/>
-          <w:bCs w:val="false"/>
-          <w:sz w:val="24"/>
-          <w:szCs w:val="24"/>
-        </w:rPr>
-        <w:t>El progreso del trabajo</w:t>
-      </w:r>
-      <w:r>
-        <w:rPr>
-          <w:sz w:val="24"/>
-          <w:szCs w:val="24"/>
-        </w:rPr>
-        <w:t xml:space="preserve"> se medira a traves de las tareas completadas.</w:t>
-      </w:r>
-    </w:p>
-    <w:p>
-      <w:pPr>
-        <w:pStyle w:val="Normal"/>
+        <w:t>El progreso del trabajo se medira a traves de las tareas completadas.</w:t>
+      </w:r>
+    </w:p>
+    <w:p>
+      <w:pPr>
         <w:numPr>
           <w:ilvl w:val="1"/>
           <w:numId w:val="1"/>
         </w:numPr>
-        <w:rPr/>
-      </w:pPr>
-      <w:r>
-        <w:rPr>
-          <w:sz w:val="24"/>
-          <w:szCs w:val="24"/>
-        </w:rPr>
+      </w:pPr>
+      <w:r>
         <w:t xml:space="preserve">Buen rendimiento: Cada miembro del grupo debe cumplir las tareas asignadas para cada entregable. </w:t>
       </w:r>
     </w:p>
     <w:p>
       <w:pPr>
-        <w:pStyle w:val="Normal"/>
         <w:numPr>
           <w:ilvl w:val="1"/>
           <w:numId w:val="1"/>
         </w:numPr>
-        <w:rPr/>
-      </w:pPr>
-      <w:r>
-        <w:rPr>
-          <w:sz w:val="24"/>
-          <w:szCs w:val="24"/>
-        </w:rPr>
+      </w:pPr>
+      <w:r>
         <w:t>Mal rendimiento: Las tareas asignadas no se completan a tiempo, sin dedicar el esfuerzo necesario para sacar adelante los distintos entregables.</w:t>
       </w:r>
     </w:p>
     <w:p>
       <w:pPr>
-        <w:pStyle w:val="Normal"/>
         <w:numPr>
           <w:ilvl w:val="0"/>
           <w:numId w:val="2"/>
         </w:numPr>
-        <w:rPr/>
       </w:pPr>
       <w:r>
         <w:rPr>
           <w:b/>
           <w:bCs/>
-          <w:sz w:val="24"/>
-          <w:szCs w:val="24"/>
         </w:rPr>
         <w:t>Evaluacion por parte del profesorado</w:t>
       </w:r>
       <w:r>
-        <w:rPr>
-          <w:sz w:val="24"/>
-          <w:szCs w:val="24"/>
-        </w:rPr>
         <w:t>: Tendremos en cuenta el feedback del profesorado para este apartado.</w:t>
       </w:r>
     </w:p>
     <w:p>
       <w:pPr>
-        <w:pStyle w:val="Normal"/>
         <w:numPr>
           <w:ilvl w:val="1"/>
           <w:numId w:val="2"/>
         </w:numPr>
-        <w:rPr/>
-      </w:pPr>
-      <w:r>
-        <w:rPr>
-          <w:sz w:val="24"/>
-          <w:szCs w:val="24"/>
-        </w:rPr>
+      </w:pPr>
+      <w:r>
         <w:t>Buen rendimiento: El feedback del profesorado es positivo, con sugerencias menores y una opinion generalmente favorable.</w:t>
       </w:r>
     </w:p>
     <w:p>
       <w:pPr>
-        <w:pStyle w:val="Normal"/>
         <w:numPr>
           <w:ilvl w:val="1"/>
           <w:numId w:val="2"/>
         </w:numPr>
-        <w:rPr/>
-      </w:pPr>
-      <w:r>
-        <w:rPr>
-          <w:sz w:val="24"/>
-          <w:szCs w:val="24"/>
-        </w:rPr>
+      </w:pPr>
+      <w:r>
+        <w:lastRenderedPageBreak/>
         <w:t>Mal rendimiento: Las evaluaciones son negativas, con observaciones criticas sobre la calidad del entregable.</w:t>
       </w:r>
     </w:p>
     <w:p>
       <w:pPr>
-        <w:pStyle w:val="Normal"/>
         <w:numPr>
           <w:ilvl w:val="0"/>
           <w:numId w:val="2"/>
         </w:numPr>
-        <w:rPr/>
       </w:pPr>
       <w:r>
         <w:rPr>
           <w:b/>
           <w:bCs/>
-          <w:sz w:val="24"/>
-          <w:szCs w:val="24"/>
         </w:rPr>
         <w:t>Colaboracion con el equipo</w:t>
       </w:r>
       <w:r>
-        <w:rPr>
-          <w:sz w:val="24"/>
-          <w:szCs w:val="24"/>
-        </w:rPr>
         <w:t>: Por ultimo, evaluaremos la implicacion de cada miembro en cuanto a participacion en reuniones, comunicacion con el resto del grupo, etc.</w:t>
       </w:r>
     </w:p>
     <w:p>
       <w:pPr>
-        <w:pStyle w:val="Normal"/>
         <w:numPr>
           <w:ilvl w:val="1"/>
           <w:numId w:val="2"/>
         </w:numPr>
-        <w:rPr/>
-      </w:pPr>
-      <w:r>
-        <w:rPr>
-          <w:sz w:val="24"/>
-          <w:szCs w:val="24"/>
-        </w:rPr>
+      </w:pPr>
+      <w:r>
         <w:t>Buen rendimiento: Participacion activa y disposicion para ayudar al equipo.</w:t>
       </w:r>
     </w:p>
     <w:p>
       <w:pPr>
-        <w:pStyle w:val="Normal"/>
         <w:numPr>
           <w:ilvl w:val="1"/>
           <w:numId w:val="2"/>
         </w:numPr>
-        <w:rPr/>
-      </w:pPr>
-      <w:r>
-        <w:rPr>
-          <w:sz w:val="24"/>
-          <w:szCs w:val="24"/>
-        </w:rPr>
+      </w:pPr>
+      <w:r>
         <w:t>Mal rendimiento: Ausencia en varias reuniones, falta de compromiso y escasa colaboracion.</w:t>
       </w:r>
     </w:p>
-    <w:p>
-      <w:pPr>
-        <w:pStyle w:val="Normal"/>
-        <w:rPr>
-          <w:sz w:val="24"/>
-          <w:szCs w:val="24"/>
-        </w:rPr>
-      </w:pPr>
-      <w:r>
-        <w:rPr>
-          <w:sz w:val="24"/>
-          <w:szCs w:val="24"/>
-        </w:rPr>
-      </w:r>
-    </w:p>
+    <w:p/>
     <w:p>
       <w:pPr>
         <w:pStyle w:val="Heading2"/>
-        <w:rPr/>
       </w:pPr>
       <w:bookmarkStart w:id="7" w:name="__RefHeading___Toc5819_4254870731"/>
       <w:bookmarkEnd w:id="7"/>
       <w:r>
-        <w:rPr/>
         <w:t>Consecuencias del buen rendimiento</w:t>
       </w:r>
     </w:p>
     <w:p>
-      <w:pPr>
-        <w:pStyle w:val="Normal"/>
-        <w:rPr>
-          <w:sz w:val="24"/>
-          <w:szCs w:val="24"/>
-        </w:rPr>
-      </w:pPr>
-      <w:r>
-        <w:rPr>
-          <w:sz w:val="24"/>
-          <w:szCs w:val="24"/>
-        </w:rPr>
+      <w:r>
         <w:t>El buen rendimiento de un miembro del equipo sera recompensado de alguna manera para fomentar que el grupo trabaje correctamente.</w:t>
       </w:r>
     </w:p>
     <w:p>
-      <w:pPr>
-        <w:pStyle w:val="Normal"/>
-        <w:rPr>
-          <w:sz w:val="24"/>
-          <w:szCs w:val="24"/>
-        </w:rPr>
-      </w:pPr>
-      <w:r>
-        <w:rPr>
-          <w:sz w:val="24"/>
-          <w:szCs w:val="24"/>
-        </w:rPr>
+      <w:r>
         <w:t>Quienes hayan mostrado un buen rendimiento en el proyecto podran elegir las tareas en las que trabajaran en futuros entregables, realizando las tareas que deseen sin necesidad de que el Project Manager se las asigne. Si varios miembros del equipo han trabajado correctamente, decidiran entre ellos que tareas asumira cada uno.</w:t>
       </w:r>
     </w:p>
-    <w:p>
-      <w:pPr>
-        <w:pStyle w:val="Normal"/>
-        <w:rPr>
-          <w:sz w:val="24"/>
-          <w:szCs w:val="24"/>
-        </w:rPr>
-      </w:pPr>
-      <w:r>
-        <w:rPr>
-          <w:sz w:val="24"/>
-          <w:szCs w:val="24"/>
-        </w:rPr>
-      </w:r>
-    </w:p>
+    <w:p/>
     <w:p>
       <w:pPr>
         <w:pStyle w:val="Heading2"/>
-        <w:rPr/>
       </w:pPr>
       <w:bookmarkStart w:id="8" w:name="__RefHeading___Toc5821_4254870731"/>
       <w:bookmarkEnd w:id="8"/>
       <w:r>
-        <w:rPr/>
         <w:t>Consecuencias del mal rendimiento</w:t>
       </w:r>
     </w:p>
     <w:p>
-      <w:pPr>
-        <w:pStyle w:val="Normal"/>
-        <w:rPr>
-          <w:sz w:val="24"/>
-          <w:szCs w:val="24"/>
-        </w:rPr>
-      </w:pPr>
-      <w:r>
-        <w:rPr>
-          <w:sz w:val="24"/>
-          <w:szCs w:val="24"/>
-        </w:rPr>
+      <w:r>
         <w:t>Al igual que el buen rendimiento, el mal rendimiento tambien tendra consecuencias dentro del grupo.</w:t>
       </w:r>
     </w:p>
     <w:p>
-      <w:pPr>
-        <w:pStyle w:val="Normal"/>
-        <w:rPr>
-          <w:sz w:val="24"/>
-          <w:szCs w:val="24"/>
-        </w:rPr>
-      </w:pPr>
-      <w:r>
-        <w:rPr>
-          <w:sz w:val="24"/>
-          <w:szCs w:val="24"/>
-        </w:rPr>
+      <w:r>
         <w:t>Aquellos considerados con un mal rendimiento en el desarrollo del proyecto seran advertidos por el resto del grupo. Esto ocurrira la primera vez que detectemos un mal rendimiento en un miembro concreto. Si ocurre una segunda vez, el Project Manager podra reasignar las tareas de ese miembro a otros integrantes del equipo para asegurar que se completen dentro del plazo establecido y evitar retrasos. Es importante senalar que, si el Project Manager es uno de los miembros con mal rendimiento, otro integrante del equipo asumira las responsabilidades mencionadas anteriormente.</w:t>
       </w:r>
     </w:p>
     <w:p>
-      <w:pPr>
-        <w:pStyle w:val="Normal"/>
-        <w:rPr>
-          <w:sz w:val="24"/>
-          <w:szCs w:val="24"/>
-        </w:rPr>
-      </w:pPr>
-      <w:r>
-        <w:rPr>
-          <w:sz w:val="24"/>
-          <w:szCs w:val="24"/>
-        </w:rPr>
+      <w:r>
         <w:t>Por ultimo, si vuelve a ocurrir, se dejara constancia de quien ha mostrado una falta importante de compromiso y trabajo durante el desarrollo del proyecto, y esto se comunicara al profesorado.</w:t>
       </w:r>
     </w:p>
-    <w:p>
-      <w:pPr>
-        <w:pStyle w:val="Normal"/>
-        <w:rPr>
-          <w:sz w:val="24"/>
-          <w:szCs w:val="24"/>
-        </w:rPr>
-      </w:pPr>
-      <w:r>
-        <w:rPr>
-          <w:sz w:val="24"/>
-          <w:szCs w:val="24"/>
-        </w:rPr>
-      </w:r>
-    </w:p>
+    <w:p/>
     <w:p>
       <w:pPr>
         <w:pStyle w:val="Heading2"/>
-        <w:rPr/>
       </w:pPr>
       <w:bookmarkStart w:id="9" w:name="__RefHeading___Toc5823_4254870731"/>
       <w:bookmarkEnd w:id="9"/>
       <w:r>
-        <w:rPr/>
+        <w:lastRenderedPageBreak/>
         <w:t>Condiciones para la expulsion de un miembro del equipo</w:t>
       </w:r>
     </w:p>
     <w:p>
-      <w:pPr>
-        <w:pStyle w:val="Normal"/>
-        <w:rPr>
-          <w:sz w:val="24"/>
-          <w:szCs w:val="24"/>
-        </w:rPr>
-      </w:pPr>
-      <w:r>
-        <w:rPr>
-          <w:sz w:val="24"/>
-          <w:szCs w:val="24"/>
-        </w:rPr>
+      <w:r>
         <w:t>Un miembro del equipo sera expulsado si su falta de rendimiento y compromiso es grave. Para determinarlo, seguiremos las mismas directrices que en las consecuencias del mal rendimiento.</w:t>
       </w:r>
     </w:p>
     <w:p>
-      <w:pPr>
-        <w:pStyle w:val="Normal"/>
-        <w:rPr>
-          <w:sz w:val="24"/>
-          <w:szCs w:val="24"/>
-        </w:rPr>
-      </w:pPr>
-      <w:r>
-        <w:rPr>
-          <w:sz w:val="24"/>
-          <w:szCs w:val="24"/>
-        </w:rPr>
-        <w:t>Si un miembro del equipo incurre en mal rendimiento en el proyecto por cuarta vez, ser</w:t>
-      </w:r>
-      <w:r>
-        <w:rPr>
-          <w:sz w:val="24"/>
-          <w:szCs w:val="24"/>
-          <w:lang w:val="es-ES"/>
-        </w:rPr>
-        <w:t xml:space="preserve">á </w:t>
-      </w:r>
-      <w:r>
-        <w:rPr>
-          <w:sz w:val="24"/>
-          <w:szCs w:val="24"/>
-        </w:rPr>
-        <w:t>expulsado automaticamente y pasar</w:t>
-      </w:r>
-      <w:r>
-        <w:rPr>
-          <w:sz w:val="24"/>
-          <w:szCs w:val="24"/>
-          <w:lang w:val="es-ES"/>
-        </w:rPr>
-        <w:t>á</w:t>
-      </w:r>
-      <w:r>
-        <w:rPr>
-          <w:sz w:val="24"/>
-          <w:szCs w:val="24"/>
-        </w:rPr>
-        <w:t xml:space="preserve"> a trabajar de manera independiente.</w:t>
+      <w:r>
+        <w:t>Si un miembro del equipo incurre en mal rendimiento en el proyecto por cuarta vez, será expulsado automaticamente y pasará a trabajar de manera independiente.</w:t>
       </w:r>
       <w:r>
         <w:br w:type="page"/>
@@ -1608,44 +1123,24 @@
       <w:bookmarkStart w:id="10" w:name="__RefHeading___Toc5825_4254870731"/>
       <w:bookmarkEnd w:id="10"/>
       <w:r>
-        <w:rPr/>
+        <w:lastRenderedPageBreak/>
         <w:t>Conclusiones</w:t>
       </w:r>
     </w:p>
     <w:p>
-      <w:pPr>
-        <w:pStyle w:val="Normal"/>
-        <w:rPr>
-          <w:sz w:val="24"/>
-          <w:szCs w:val="24"/>
-        </w:rPr>
-      </w:pPr>
-      <w:r>
-        <w:rPr>
-          <w:sz w:val="24"/>
-          <w:szCs w:val="24"/>
-        </w:rPr>
+      <w:r>
         <w:t xml:space="preserve">Este acta establece una forma simple y medible de trabajar juntos: compromisos claros, indicadores objetivos y consecuencias previsibles. </w:t>
+      </w:r>
+      <w:r>
         <w:br/>
         <w:t xml:space="preserve">El objetivo es proteger el proyecto de fallos silenciosos (incumplimientos de plazos, falta de responsabilidad clara y reparto desigual de carga). </w:t>
+      </w:r>
+      <w:r>
         <w:br/>
         <w:t>Las recompensas fomentan la fiabilidad y las amonestaciones refuerzan la responsabilidad desde el principio, antes de que los problemas se acumulen. Si un miembro incumple de forma constante los mínimos esperados o deja de participar, el grupo podrá expulsarlo para que el resto pueda continuar de manera efectiva.</w:t>
       </w:r>
     </w:p>
     <w:p>
-      <w:pPr>
-        <w:pStyle w:val="Normal"/>
-        <w:rPr>
-          <w:sz w:val="24"/>
-          <w:szCs w:val="24"/>
-        </w:rPr>
-      </w:pPr>
-      <w:r>
-        <w:rPr>
-          <w:sz w:val="24"/>
-          <w:szCs w:val="24"/>
-        </w:rPr>
-      </w:r>
       <w:r>
         <w:br w:type="page"/>
       </w:r>
@@ -1653,48 +1148,36 @@
     <w:p>
       <w:pPr>
         <w:pStyle w:val="Heading1"/>
-        <w:rPr/>
       </w:pPr>
       <w:bookmarkStart w:id="11" w:name="__RefHeading___Toc5827_4254870731"/>
       <w:bookmarkEnd w:id="11"/>
       <w:r>
-        <w:rPr/>
+        <w:lastRenderedPageBreak/>
         <w:t>Bibliografía</w:t>
       </w:r>
     </w:p>
     <w:p>
-      <w:pPr>
-        <w:pStyle w:val="Normal"/>
-        <w:spacing w:before="0" w:after="160"/>
-        <w:rPr>
-          <w:sz w:val="24"/>
-          <w:szCs w:val="24"/>
-        </w:rPr>
-      </w:pPr>
-      <w:r>
-        <w:rPr>
-          <w:sz w:val="24"/>
-          <w:szCs w:val="24"/>
-        </w:rPr>
+      <w:r>
         <w:t>Intencionalmente en blanco.</w:t>
       </w:r>
     </w:p>
     <w:sectPr>
-      <w:type w:val="nextPage"/>
       <w:pgSz w:w="12240" w:h="15840"/>
-      <w:pgMar w:left="1440" w:right="1440" w:gutter="0" w:header="0" w:top="1440" w:footer="0" w:bottom="1440"/>
-      <w:pgNumType w:fmt="decimal"/>
-      <w:formProt w:val="false"/>
-      <w:textDirection w:val="lrTb"/>
-      <w:docGrid w:type="default" w:linePitch="360" w:charSpace="0"/>
+      <w:pgMar w:top="1440" w:right="1440" w:bottom="1440" w:left="1440" w:header="0" w:footer="0" w:gutter="0"/>
+      <w:cols w:space="720"/>
+      <w:formProt w:val="0"/>
+      <w:docGrid w:linePitch="360"/>
     </w:sectPr>
   </w:body>
 </w:document>
 </file>
 
 <file path=word/numbering.xml><?xml version="1.0" encoding="utf-8"?>
-<w:numbering xmlns:w="http://schemas.openxmlformats.org/wordprocessingml/2006/main" xmlns:o="urn:schemas-microsoft-com:office:office" xmlns:r="http://schemas.openxmlformats.org/officeDocument/2006/relationships" xmlns:v="urn:schemas-microsoft-com:vml" xmlns:mc="http://schemas.openxmlformats.org/markup-compatibility/2006" xmlns:w14="http://schemas.microsoft.com/office/word/2010/wordml" mc:Ignorable="w14">
-  <w:abstractNum w:abstractNumId="1">
+<w:numbering xmlns:wpc="http://schemas.microsoft.com/office/word/2010/wordprocessingCanvas" xmlns:cx="http://schemas.microsoft.com/office/drawing/2014/chartex" xmlns:cx1="http://schemas.microsoft.com/office/drawing/2015/9/8/chartex" xmlns:cx2="http://schemas.microsoft.com/office/drawing/2015/10/21/chartex" xmlns:cx3="http://schemas.microsoft.com/office/drawing/2016/5/9/chartex" xmlns:cx4="http://schemas.microsoft.com/office/drawing/2016/5/10/chartex" xmlns:cx5="http://schemas.microsoft.com/office/drawing/2016/5/11/chartex" xmlns:cx6="http://schemas.microsoft.com/office/drawing/2016/5/12/chartex" xmlns:cx7="http://schemas.microsoft.com/office/drawing/2016/5/13/chartex" xmlns:cx8="http://schemas.microsoft.com/office/drawing/2016/5/14/chartex" xmlns:mc="http://schemas.openxmlformats.org/markup-compatibility/2006" xmlns:aink="http://schemas.microsoft.com/office/drawing/2016/ink" xmlns:am3d="http://schemas.microsoft.com/office/drawing/2017/model3d" xmlns:o="urn:schemas-microsoft-com:office:office" xmlns:oel="http://schemas.microsoft.com/office/2019/extlst" xmlns:r="http://schemas.openxmlformats.org/officeDocument/2006/relationships" xmlns:m="http://schemas.openxmlformats.org/officeDocument/2006/math" xmlns:v="urn:schemas-microsoft-com:vml" xmlns:wp14="http://schemas.microsoft.com/office/word/2010/wordprocessingDrawing" xmlns:wp="http://schemas.openxmlformats.org/drawingml/2006/wordprocessingDrawing" xmlns:w10="urn:schemas-microsoft-com:office:word" xmlns:w="http://schemas.openxmlformats.org/wordprocessingml/2006/main" xmlns:w14="http://schemas.microsoft.com/office/word/2010/wordml" xmlns:w15="http://schemas.microsoft.com/office/word/2012/wordml" xmlns:w16cex="http://schemas.microsoft.com/office/word/2018/wordml/cex" xmlns:w16cid="http://schemas.microsoft.com/office/word/2016/wordml/cid" xmlns:w16="http://schemas.microsoft.com/office/word/2018/wordml" xmlns:w16du="http://schemas.microsoft.com/office/word/2023/wordml/word16du" xmlns:w16sdtdh="http://schemas.microsoft.com/office/word/2020/wordml/sdtdatahash" xmlns:w16sdtfl="http://schemas.microsoft.com/office/word/2024/wordml/sdtformatlock" xmlns:w16se="http://schemas.microsoft.com/office/word/2015/wordml/symex" xmlns:wpg="http://schemas.microsoft.com/office/word/2010/wordprocessingGroup" xmlns:wpi="http://schemas.microsoft.com/office/word/2010/wordprocessingInk" xmlns:wne="http://schemas.microsoft.com/office/word/2006/wordml" xmlns:wps="http://schemas.microsoft.com/office/word/2010/wordprocessingShape" mc:Ignorable="w14 w15 w16se w16cid w16 w16cex w16sdtdh w16sdtfl w16du wp14">
+  <w:abstractNum w:abstractNumId="0" w15:restartNumberingAfterBreak="0">
+    <w:nsid w:val="4B570A4B"/>
+    <w:multiLevelType w:val="multilevel"/>
+    <w:tmpl w:val="430C7866"/>
     <w:lvl w:ilvl="0">
       <w:start w:val="1"/>
       <w:numFmt w:val="bullet"/>
@@ -1831,7 +1314,10 @@
       </w:rPr>
     </w:lvl>
   </w:abstractNum>
-  <w:abstractNum w:abstractNumId="2">
+  <w:abstractNum w:abstractNumId="1" w15:restartNumberingAfterBreak="0">
+    <w:nsid w:val="5A1520C2"/>
+    <w:multiLevelType w:val="multilevel"/>
+    <w:tmpl w:val="EBA811BA"/>
     <w:lvl w:ilvl="0">
       <w:start w:val="1"/>
       <w:numFmt w:val="bullet"/>
@@ -1968,7 +1454,10 @@
       </w:rPr>
     </w:lvl>
   </w:abstractNum>
-  <w:abstractNum w:abstractNumId="3">
+  <w:abstractNum w:abstractNumId="2" w15:restartNumberingAfterBreak="0">
+    <w:nsid w:val="71424539"/>
+    <w:multiLevelType w:val="multilevel"/>
+    <w:tmpl w:val="DD3CFF72"/>
     <w:lvl w:ilvl="0">
       <w:start w:val="1"/>
       <w:numFmt w:val="none"/>
@@ -1979,7 +1468,7 @@
         <w:tabs>
           <w:tab w:val="num" w:pos="0"/>
         </w:tabs>
-        <w:ind w:left="0" w:hanging="0"/>
+        <w:ind w:left="0" w:firstLine="0"/>
       </w:pPr>
     </w:lvl>
     <w:lvl w:ilvl="1">
@@ -1992,7 +1481,7 @@
         <w:tabs>
           <w:tab w:val="num" w:pos="0"/>
         </w:tabs>
-        <w:ind w:left="0" w:hanging="0"/>
+        <w:ind w:left="0" w:firstLine="0"/>
       </w:pPr>
     </w:lvl>
     <w:lvl w:ilvl="2">
@@ -2005,7 +1494,7 @@
         <w:tabs>
           <w:tab w:val="num" w:pos="0"/>
         </w:tabs>
-        <w:ind w:left="0" w:hanging="0"/>
+        <w:ind w:left="0" w:firstLine="0"/>
       </w:pPr>
     </w:lvl>
     <w:lvl w:ilvl="3">
@@ -2018,7 +1507,7 @@
         <w:tabs>
           <w:tab w:val="num" w:pos="0"/>
         </w:tabs>
-        <w:ind w:left="0" w:hanging="0"/>
+        <w:ind w:left="0" w:firstLine="0"/>
       </w:pPr>
     </w:lvl>
     <w:lvl w:ilvl="4">
@@ -2031,7 +1520,7 @@
         <w:tabs>
           <w:tab w:val="num" w:pos="0"/>
         </w:tabs>
-        <w:ind w:left="0" w:hanging="0"/>
+        <w:ind w:left="0" w:firstLine="0"/>
       </w:pPr>
     </w:lvl>
     <w:lvl w:ilvl="5">
@@ -2044,7 +1533,7 @@
         <w:tabs>
           <w:tab w:val="num" w:pos="0"/>
         </w:tabs>
-        <w:ind w:left="0" w:hanging="0"/>
+        <w:ind w:left="0" w:firstLine="0"/>
       </w:pPr>
     </w:lvl>
     <w:lvl w:ilvl="6">
@@ -2057,7 +1546,7 @@
         <w:tabs>
           <w:tab w:val="num" w:pos="0"/>
         </w:tabs>
-        <w:ind w:left="0" w:hanging="0"/>
+        <w:ind w:left="0" w:firstLine="0"/>
       </w:pPr>
     </w:lvl>
     <w:lvl w:ilvl="7">
@@ -2070,7 +1559,7 @@
         <w:tabs>
           <w:tab w:val="num" w:pos="0"/>
         </w:tabs>
-        <w:ind w:left="0" w:hanging="0"/>
+        <w:ind w:left="0" w:firstLine="0"/>
       </w:pPr>
     </w:lvl>
     <w:lvl w:ilvl="8">
@@ -2083,28 +1572,28 @@
         <w:tabs>
           <w:tab w:val="num" w:pos="0"/>
         </w:tabs>
-        <w:ind w:left="0" w:hanging="0"/>
+        <w:ind w:left="0" w:firstLine="0"/>
       </w:pPr>
     </w:lvl>
   </w:abstractNum>
-  <w:num w:numId="1">
+  <w:num w:numId="1" w16cid:durableId="318968311">
     <w:abstractNumId w:val="1"/>
   </w:num>
-  <w:num w:numId="2">
+  <w:num w:numId="2" w16cid:durableId="631205399">
+    <w:abstractNumId w:val="0"/>
+  </w:num>
+  <w:num w:numId="3" w16cid:durableId="691300421">
     <w:abstractNumId w:val="2"/>
-  </w:num>
-  <w:num w:numId="3">
-    <w:abstractNumId w:val="3"/>
   </w:num>
 </w:numbering>
 </file>
 
 <file path=word/styles.xml><?xml version="1.0" encoding="utf-8"?>
-<w:styles xmlns:w="http://schemas.openxmlformats.org/wordprocessingml/2006/main" xmlns:w14="http://schemas.microsoft.com/office/word/2010/wordml" xmlns:mc="http://schemas.openxmlformats.org/markup-compatibility/2006" mc:Ignorable="w14">
+<w:styles xmlns:mc="http://schemas.openxmlformats.org/markup-compatibility/2006" xmlns:r="http://schemas.openxmlformats.org/officeDocument/2006/relationships" xmlns:w="http://schemas.openxmlformats.org/wordprocessingml/2006/main" xmlns:w14="http://schemas.microsoft.com/office/word/2010/wordml" xmlns:w15="http://schemas.microsoft.com/office/word/2012/wordml" xmlns:w16cex="http://schemas.microsoft.com/office/word/2018/wordml/cex" xmlns:w16cid="http://schemas.microsoft.com/office/word/2016/wordml/cid" xmlns:w16="http://schemas.microsoft.com/office/word/2018/wordml" xmlns:w16du="http://schemas.microsoft.com/office/word/2023/wordml/word16du" xmlns:w16sdtdh="http://schemas.microsoft.com/office/word/2020/wordml/sdtdatahash" xmlns:w16sdtfl="http://schemas.microsoft.com/office/word/2024/wordml/sdtformatlock" xmlns:w16se="http://schemas.microsoft.com/office/word/2015/wordml/symex" mc:Ignorable="w14 w15 w16se w16cid w16 w16cex w16sdtdh w16sdtfl w16du">
   <w:docDefaults>
     <w:rPrDefault>
       <w:rPr>
-        <w:rFonts w:ascii="Aptos" w:hAnsi="Aptos" w:eastAsia="Aptos" w:cs="" w:asciiTheme="minorHAnsi" w:cstheme="minorBidi" w:eastAsiaTheme="minorHAnsi" w:hAnsiTheme="minorHAnsi"/>
+        <w:rFonts w:asciiTheme="minorHAnsi" w:eastAsiaTheme="minorHAnsi" w:hAnsiTheme="minorHAnsi" w:cstheme="minorBidi"/>
         <w:kern w:val="2"/>
         <w:sz w:val="24"/>
         <w:szCs w:val="24"/>
@@ -2114,21 +1603,21 @@
     </w:rPrDefault>
     <w:pPrDefault>
       <w:pPr>
-        <w:suppressAutoHyphens w:val="true"/>
+        <w:suppressAutoHyphens/>
       </w:pPr>
     </w:pPrDefault>
   </w:docDefaults>
   <w:latentStyles w:defLockedState="0" w:defUIPriority="99" w:defSemiHidden="0" w:defUnhideWhenUsed="0" w:defQFormat="0" w:count="376">
     <w:lsdException w:name="Normal" w:uiPriority="0" w:qFormat="1"/>
     <w:lsdException w:name="heading 1" w:uiPriority="9" w:qFormat="1"/>
-    <w:lsdException w:name="heading 2" w:uiPriority="9" w:semiHidden="1" w:unhideWhenUsed="1" w:qFormat="1"/>
-    <w:lsdException w:name="heading 3" w:uiPriority="9" w:semiHidden="1" w:unhideWhenUsed="1" w:qFormat="1"/>
-    <w:lsdException w:name="heading 4" w:uiPriority="9" w:semiHidden="1" w:unhideWhenUsed="1" w:qFormat="1"/>
-    <w:lsdException w:name="heading 5" w:uiPriority="9" w:semiHidden="1" w:unhideWhenUsed="1" w:qFormat="1"/>
-    <w:lsdException w:name="heading 6" w:uiPriority="9" w:semiHidden="1" w:unhideWhenUsed="1" w:qFormat="1"/>
-    <w:lsdException w:name="heading 7" w:uiPriority="9" w:semiHidden="1" w:unhideWhenUsed="1" w:qFormat="1"/>
-    <w:lsdException w:name="heading 8" w:uiPriority="9" w:semiHidden="1" w:unhideWhenUsed="1" w:qFormat="1"/>
-    <w:lsdException w:name="heading 9" w:uiPriority="9" w:semiHidden="1" w:unhideWhenUsed="1" w:qFormat="1"/>
+    <w:lsdException w:name="heading 2" w:semiHidden="1" w:uiPriority="9" w:unhideWhenUsed="1" w:qFormat="1"/>
+    <w:lsdException w:name="heading 3" w:semiHidden="1" w:uiPriority="9" w:unhideWhenUsed="1" w:qFormat="1"/>
+    <w:lsdException w:name="heading 4" w:semiHidden="1" w:uiPriority="9" w:unhideWhenUsed="1" w:qFormat="1"/>
+    <w:lsdException w:name="heading 5" w:semiHidden="1" w:uiPriority="9" w:unhideWhenUsed="1" w:qFormat="1"/>
+    <w:lsdException w:name="heading 6" w:semiHidden="1" w:uiPriority="9" w:unhideWhenUsed="1" w:qFormat="1"/>
+    <w:lsdException w:name="heading 7" w:semiHidden="1" w:uiPriority="9" w:unhideWhenUsed="1" w:qFormat="1"/>
+    <w:lsdException w:name="heading 8" w:semiHidden="1" w:uiPriority="9" w:unhideWhenUsed="1" w:qFormat="1"/>
+    <w:lsdException w:name="heading 9" w:semiHidden="1" w:uiPriority="9" w:unhideWhenUsed="1" w:qFormat="1"/>
     <w:lsdException w:name="index 1" w:semiHidden="1" w:unhideWhenUsed="1"/>
     <w:lsdException w:name="index 2" w:semiHidden="1" w:unhideWhenUsed="1"/>
     <w:lsdException w:name="index 3" w:semiHidden="1" w:unhideWhenUsed="1"/>
@@ -2138,22 +1627,22 @@
     <w:lsdException w:name="index 7" w:semiHidden="1" w:unhideWhenUsed="1"/>
     <w:lsdException w:name="index 8" w:semiHidden="1" w:unhideWhenUsed="1"/>
     <w:lsdException w:name="index 9" w:semiHidden="1" w:unhideWhenUsed="1"/>
-    <w:lsdException w:name="toc 1" w:uiPriority="39" w:semiHidden="1" w:unhideWhenUsed="1"/>
-    <w:lsdException w:name="toc 2" w:uiPriority="39" w:semiHidden="1" w:unhideWhenUsed="1"/>
-    <w:lsdException w:name="toc 3" w:uiPriority="39" w:semiHidden="1" w:unhideWhenUsed="1"/>
-    <w:lsdException w:name="toc 4" w:uiPriority="39" w:semiHidden="1" w:unhideWhenUsed="1"/>
-    <w:lsdException w:name="toc 5" w:uiPriority="39" w:semiHidden="1" w:unhideWhenUsed="1"/>
-    <w:lsdException w:name="toc 6" w:uiPriority="39" w:semiHidden="1" w:unhideWhenUsed="1"/>
-    <w:lsdException w:name="toc 7" w:uiPriority="39" w:semiHidden="1" w:unhideWhenUsed="1"/>
-    <w:lsdException w:name="toc 8" w:uiPriority="39" w:semiHidden="1" w:unhideWhenUsed="1"/>
-    <w:lsdException w:name="toc 9" w:uiPriority="39" w:semiHidden="1" w:unhideWhenUsed="1"/>
+    <w:lsdException w:name="toc 1" w:semiHidden="1" w:uiPriority="39" w:unhideWhenUsed="1"/>
+    <w:lsdException w:name="toc 2" w:semiHidden="1" w:uiPriority="39" w:unhideWhenUsed="1"/>
+    <w:lsdException w:name="toc 3" w:semiHidden="1" w:uiPriority="39" w:unhideWhenUsed="1"/>
+    <w:lsdException w:name="toc 4" w:semiHidden="1" w:uiPriority="39" w:unhideWhenUsed="1"/>
+    <w:lsdException w:name="toc 5" w:semiHidden="1" w:uiPriority="39" w:unhideWhenUsed="1"/>
+    <w:lsdException w:name="toc 6" w:semiHidden="1" w:uiPriority="39" w:unhideWhenUsed="1"/>
+    <w:lsdException w:name="toc 7" w:semiHidden="1" w:uiPriority="39" w:unhideWhenUsed="1"/>
+    <w:lsdException w:name="toc 8" w:semiHidden="1" w:uiPriority="39" w:unhideWhenUsed="1"/>
+    <w:lsdException w:name="toc 9" w:semiHidden="1" w:uiPriority="39" w:unhideWhenUsed="1"/>
     <w:lsdException w:name="Normal Indent" w:semiHidden="1" w:unhideWhenUsed="1"/>
     <w:lsdException w:name="footnote text" w:semiHidden="1" w:unhideWhenUsed="1"/>
     <w:lsdException w:name="annotation text" w:semiHidden="1" w:unhideWhenUsed="1"/>
     <w:lsdException w:name="header" w:semiHidden="1" w:unhideWhenUsed="1"/>
     <w:lsdException w:name="footer" w:semiHidden="1" w:unhideWhenUsed="1"/>
     <w:lsdException w:name="index heading" w:semiHidden="1" w:unhideWhenUsed="1"/>
-    <w:lsdException w:name="caption" w:uiPriority="35" w:semiHidden="1" w:unhideWhenUsed="1" w:qFormat="1"/>
+    <w:lsdException w:name="caption" w:semiHidden="1" w:uiPriority="35" w:unhideWhenUsed="1" w:qFormat="1"/>
     <w:lsdException w:name="table of figures" w:semiHidden="1" w:unhideWhenUsed="1"/>
     <w:lsdException w:name="envelope address" w:semiHidden="1" w:unhideWhenUsed="1"/>
     <w:lsdException w:name="envelope return" w:semiHidden="1" w:unhideWhenUsed="1"/>
@@ -2184,7 +1673,7 @@
     <w:lsdException w:name="Title" w:uiPriority="10" w:qFormat="1"/>
     <w:lsdException w:name="Closing" w:semiHidden="1" w:unhideWhenUsed="1"/>
     <w:lsdException w:name="Signature" w:semiHidden="1" w:unhideWhenUsed="1"/>
-    <w:lsdException w:name="Default Paragraph Font" w:uiPriority="1" w:semiHidden="1" w:unhideWhenUsed="1"/>
+    <w:lsdException w:name="Default Paragraph Font" w:semiHidden="1" w:uiPriority="1" w:unhideWhenUsed="1"/>
     <w:lsdException w:name="Body Text" w:semiHidden="1" w:unhideWhenUsed="1"/>
     <w:lsdException w:name="Body Text Indent" w:semiHidden="1" w:unhideWhenUsed="1"/>
     <w:lsdException w:name="List Continue" w:semiHidden="1" w:unhideWhenUsed="1"/>
@@ -2384,8 +1873,8 @@
     <w:lsdException w:name="Subtle Reference" w:uiPriority="31" w:qFormat="1"/>
     <w:lsdException w:name="Intense Reference" w:uiPriority="32" w:qFormat="1"/>
     <w:lsdException w:name="Book Title" w:uiPriority="33" w:qFormat="1"/>
-    <w:lsdException w:name="Bibliography" w:uiPriority="37" w:semiHidden="1" w:unhideWhenUsed="1"/>
-    <w:lsdException w:name="TOC Heading" w:uiPriority="39" w:semiHidden="1" w:unhideWhenUsed="1" w:qFormat="1"/>
+    <w:lsdException w:name="Bibliography" w:semiHidden="1" w:uiPriority="37" w:unhideWhenUsed="1"/>
+    <w:lsdException w:name="TOC Heading" w:semiHidden="1" w:uiPriority="39" w:unhideWhenUsed="1" w:qFormat="1"/>
     <w:lsdException w:name="Plain Table 1" w:uiPriority="41"/>
     <w:lsdException w:name="Plain Table 2" w:uiPriority="42"/>
     <w:lsdException w:name="Plain Table 3" w:uiPriority="43"/>
@@ -2496,49 +1985,39 @@
     <w:lsdException w:name="Unresolved Mention" w:semiHidden="1" w:unhideWhenUsed="1"/>
     <w:lsdException w:name="Smart Link" w:semiHidden="1" w:unhideWhenUsed="1"/>
   </w:latentStyles>
-  <w:style w:type="paragraph" w:styleId="Normal" w:default="1">
+  <w:style w:type="paragraph" w:default="1" w:styleId="Normal">
     <w:name w:val="Normal"/>
     <w:qFormat/>
     <w:pPr>
-      <w:widowControl/>
-      <w:suppressAutoHyphens w:val="true"/>
-      <w:bidi w:val="0"/>
-      <w:spacing w:lineRule="auto" w:line="276" w:before="0" w:after="160"/>
-      <w:jc w:val="left"/>
+      <w:spacing w:after="160" w:line="276" w:lineRule="auto"/>
     </w:pPr>
     <w:rPr>
-      <w:rFonts w:ascii="Aptos" w:hAnsi="Aptos" w:eastAsia="Aptos" w:cs="" w:asciiTheme="minorHAnsi" w:cstheme="minorBidi" w:eastAsiaTheme="minorHAnsi" w:hAnsiTheme="minorHAnsi"/>
-      <w:color w:val="auto"/>
-      <w:kern w:val="2"/>
-      <w:sz w:val="24"/>
-      <w:szCs w:val="24"/>
-      <w:lang w:val="es-ES" w:eastAsia="en-US" w:bidi="ar-SA"/>
-      <w14:ligatures w14:val="standardContextual"/>
+      <w:lang w:val="es-ES"/>
     </w:rPr>
   </w:style>
   <w:style w:type="paragraph" w:styleId="Heading1">
-    <w:name w:val="Heading 1"/>
+    <w:name w:val="heading 1"/>
     <w:basedOn w:val="Normal"/>
     <w:next w:val="Normal"/>
     <w:link w:val="Heading1Char"/>
     <w:uiPriority w:val="9"/>
     <w:qFormat/>
-    <w:rsid w:val="00df3b37"/>
+    <w:rsid w:val="00DF3B37"/>
     <w:pPr>
-      <w:keepNext w:val="true"/>
+      <w:keepNext/>
       <w:keepLines/>
       <w:spacing w:before="360" w:after="80"/>
       <w:outlineLvl w:val="0"/>
     </w:pPr>
     <w:rPr>
-      <w:rFonts w:ascii="Aptos Display" w:hAnsi="Aptos Display" w:eastAsia="" w:cs="" w:asciiTheme="majorHAnsi" w:cstheme="majorBidi" w:eastAsiaTheme="majorEastAsia" w:hAnsiTheme="majorHAnsi"/>
-      <w:color w:val="0F4761" w:themeColor="accent1" w:themeShade="bf"/>
+      <w:rFonts w:asciiTheme="majorHAnsi" w:eastAsiaTheme="majorEastAsia" w:hAnsiTheme="majorHAnsi" w:cstheme="majorBidi"/>
+      <w:color w:val="0F4761" w:themeColor="accent1" w:themeShade="BF"/>
       <w:sz w:val="40"/>
       <w:szCs w:val="40"/>
     </w:rPr>
   </w:style>
   <w:style w:type="paragraph" w:styleId="Heading2">
-    <w:name w:val="Heading 2"/>
+    <w:name w:val="heading 2"/>
     <w:basedOn w:val="Normal"/>
     <w:next w:val="Normal"/>
     <w:link w:val="Heading2Char"/>
@@ -2546,22 +2025,22 @@
     <w:semiHidden/>
     <w:unhideWhenUsed/>
     <w:qFormat/>
-    <w:rsid w:val="00df3b37"/>
+    <w:rsid w:val="00DF3B37"/>
     <w:pPr>
-      <w:keepNext w:val="true"/>
+      <w:keepNext/>
       <w:keepLines/>
       <w:spacing w:before="160" w:after="80"/>
       <w:outlineLvl w:val="1"/>
     </w:pPr>
     <w:rPr>
-      <w:rFonts w:ascii="Aptos Display" w:hAnsi="Aptos Display" w:eastAsia="" w:cs="" w:asciiTheme="majorHAnsi" w:cstheme="majorBidi" w:eastAsiaTheme="majorEastAsia" w:hAnsiTheme="majorHAnsi"/>
-      <w:color w:val="0F4761" w:themeColor="accent1" w:themeShade="bf"/>
+      <w:rFonts w:asciiTheme="majorHAnsi" w:eastAsiaTheme="majorEastAsia" w:hAnsiTheme="majorHAnsi" w:cstheme="majorBidi"/>
+      <w:color w:val="0F4761" w:themeColor="accent1" w:themeShade="BF"/>
       <w:sz w:val="32"/>
       <w:szCs w:val="32"/>
     </w:rPr>
   </w:style>
   <w:style w:type="paragraph" w:styleId="Heading3">
-    <w:name w:val="Heading 3"/>
+    <w:name w:val="heading 3"/>
     <w:basedOn w:val="Normal"/>
     <w:next w:val="Normal"/>
     <w:link w:val="Heading3Char"/>
@@ -2569,22 +2048,22 @@
     <w:semiHidden/>
     <w:unhideWhenUsed/>
     <w:qFormat/>
-    <w:rsid w:val="00df3b37"/>
+    <w:rsid w:val="00DF3B37"/>
     <w:pPr>
-      <w:keepNext w:val="true"/>
+      <w:keepNext/>
       <w:keepLines/>
       <w:spacing w:before="160" w:after="80"/>
       <w:outlineLvl w:val="2"/>
     </w:pPr>
     <w:rPr>
-      <w:rFonts w:eastAsia="" w:cs="" w:cstheme="majorBidi" w:eastAsiaTheme="majorEastAsia"/>
-      <w:color w:val="0F4761" w:themeColor="accent1" w:themeShade="bf"/>
+      <w:rFonts w:eastAsiaTheme="majorEastAsia" w:cstheme="majorBidi"/>
+      <w:color w:val="0F4761" w:themeColor="accent1" w:themeShade="BF"/>
       <w:sz w:val="28"/>
       <w:szCs w:val="28"/>
     </w:rPr>
   </w:style>
   <w:style w:type="paragraph" w:styleId="Heading4">
-    <w:name w:val="Heading 4"/>
+    <w:name w:val="heading 4"/>
     <w:basedOn w:val="Normal"/>
     <w:next w:val="Normal"/>
     <w:link w:val="Heading4Char"/>
@@ -2592,22 +2071,22 @@
     <w:semiHidden/>
     <w:unhideWhenUsed/>
     <w:qFormat/>
-    <w:rsid w:val="00df3b37"/>
+    <w:rsid w:val="00DF3B37"/>
     <w:pPr>
-      <w:keepNext w:val="true"/>
+      <w:keepNext/>
       <w:keepLines/>
       <w:spacing w:before="80" w:after="40"/>
       <w:outlineLvl w:val="3"/>
     </w:pPr>
     <w:rPr>
-      <w:rFonts w:eastAsia="" w:cs="" w:cstheme="majorBidi" w:eastAsiaTheme="majorEastAsia"/>
+      <w:rFonts w:eastAsiaTheme="majorEastAsia" w:cstheme="majorBidi"/>
       <w:i/>
       <w:iCs/>
-      <w:color w:val="0F4761" w:themeColor="accent1" w:themeShade="bf"/>
+      <w:color w:val="0F4761" w:themeColor="accent1" w:themeShade="BF"/>
     </w:rPr>
   </w:style>
   <w:style w:type="paragraph" w:styleId="Heading5">
-    <w:name w:val="Heading 5"/>
+    <w:name w:val="heading 5"/>
     <w:basedOn w:val="Normal"/>
     <w:next w:val="Normal"/>
     <w:link w:val="Heading5Char"/>
@@ -2615,20 +2094,20 @@
     <w:semiHidden/>
     <w:unhideWhenUsed/>
     <w:qFormat/>
-    <w:rsid w:val="00df3b37"/>
+    <w:rsid w:val="00DF3B37"/>
     <w:pPr>
-      <w:keepNext w:val="true"/>
+      <w:keepNext/>
       <w:keepLines/>
       <w:spacing w:before="80" w:after="40"/>
       <w:outlineLvl w:val="4"/>
     </w:pPr>
     <w:rPr>
-      <w:rFonts w:eastAsia="" w:cs="" w:cstheme="majorBidi" w:eastAsiaTheme="majorEastAsia"/>
-      <w:color w:val="0F4761" w:themeColor="accent1" w:themeShade="bf"/>
+      <w:rFonts w:eastAsiaTheme="majorEastAsia" w:cstheme="majorBidi"/>
+      <w:color w:val="0F4761" w:themeColor="accent1" w:themeShade="BF"/>
     </w:rPr>
   </w:style>
   <w:style w:type="paragraph" w:styleId="Heading6">
-    <w:name w:val="Heading 6"/>
+    <w:name w:val="heading 6"/>
     <w:basedOn w:val="Normal"/>
     <w:next w:val="Normal"/>
     <w:link w:val="Heading6Char"/>
@@ -2636,22 +2115,22 @@
     <w:semiHidden/>
     <w:unhideWhenUsed/>
     <w:qFormat/>
-    <w:rsid w:val="00df3b37"/>
+    <w:rsid w:val="00DF3B37"/>
     <w:pPr>
-      <w:keepNext w:val="true"/>
+      <w:keepNext/>
       <w:keepLines/>
       <w:spacing w:before="40" w:after="0"/>
       <w:outlineLvl w:val="5"/>
     </w:pPr>
     <w:rPr>
-      <w:rFonts w:eastAsia="" w:cs="" w:cstheme="majorBidi" w:eastAsiaTheme="majorEastAsia"/>
+      <w:rFonts w:eastAsiaTheme="majorEastAsia" w:cstheme="majorBidi"/>
       <w:i/>
       <w:iCs/>
-      <w:color w:val="595959" w:themeColor="text1" w:themeTint="a6"/>
+      <w:color w:val="595959" w:themeColor="text1" w:themeTint="A6"/>
     </w:rPr>
   </w:style>
   <w:style w:type="paragraph" w:styleId="Heading7">
-    <w:name w:val="Heading 7"/>
+    <w:name w:val="heading 7"/>
     <w:basedOn w:val="Normal"/>
     <w:next w:val="Normal"/>
     <w:link w:val="Heading7Char"/>
@@ -2659,20 +2138,20 @@
     <w:semiHidden/>
     <w:unhideWhenUsed/>
     <w:qFormat/>
-    <w:rsid w:val="00df3b37"/>
+    <w:rsid w:val="00DF3B37"/>
     <w:pPr>
-      <w:keepNext w:val="true"/>
+      <w:keepNext/>
       <w:keepLines/>
       <w:spacing w:before="40" w:after="0"/>
       <w:outlineLvl w:val="6"/>
     </w:pPr>
     <w:rPr>
-      <w:rFonts w:eastAsia="" w:cs="" w:cstheme="majorBidi" w:eastAsiaTheme="majorEastAsia"/>
-      <w:color w:val="595959" w:themeColor="text1" w:themeTint="a6"/>
+      <w:rFonts w:eastAsiaTheme="majorEastAsia" w:cstheme="majorBidi"/>
+      <w:color w:val="595959" w:themeColor="text1" w:themeTint="A6"/>
     </w:rPr>
   </w:style>
   <w:style w:type="paragraph" w:styleId="Heading8">
-    <w:name w:val="Heading 8"/>
+    <w:name w:val="heading 8"/>
     <w:basedOn w:val="Normal"/>
     <w:next w:val="Normal"/>
     <w:link w:val="Heading8Char"/>
@@ -2680,22 +2159,22 @@
     <w:semiHidden/>
     <w:unhideWhenUsed/>
     <w:qFormat/>
-    <w:rsid w:val="00df3b37"/>
+    <w:rsid w:val="00DF3B37"/>
     <w:pPr>
-      <w:keepNext w:val="true"/>
+      <w:keepNext/>
       <w:keepLines/>
-      <w:spacing w:before="0" w:after="0"/>
+      <w:spacing w:after="0"/>
       <w:outlineLvl w:val="7"/>
     </w:pPr>
     <w:rPr>
-      <w:rFonts w:eastAsia="" w:cs="" w:cstheme="majorBidi" w:eastAsiaTheme="majorEastAsia"/>
+      <w:rFonts w:eastAsiaTheme="majorEastAsia" w:cstheme="majorBidi"/>
       <w:i/>
       <w:iCs/>
-      <w:color w:val="272727" w:themeColor="text1" w:themeTint="d8"/>
+      <w:color w:val="272727" w:themeColor="text1" w:themeTint="D8"/>
     </w:rPr>
   </w:style>
   <w:style w:type="paragraph" w:styleId="Heading9">
-    <w:name w:val="Heading 9"/>
+    <w:name w:val="heading 9"/>
     <w:basedOn w:val="Normal"/>
     <w:next w:val="Normal"/>
     <w:link w:val="Heading9Char"/>
@@ -2703,490 +2182,23 @@
     <w:semiHidden/>
     <w:unhideWhenUsed/>
     <w:qFormat/>
-    <w:rsid w:val="00df3b37"/>
+    <w:rsid w:val="00DF3B37"/>
     <w:pPr>
-      <w:keepNext w:val="true"/>
+      <w:keepNext/>
       <w:keepLines/>
-      <w:spacing w:before="0" w:after="0"/>
+      <w:spacing w:after="0"/>
       <w:outlineLvl w:val="8"/>
     </w:pPr>
     <w:rPr>
-      <w:rFonts w:eastAsia="" w:cs="" w:cstheme="majorBidi" w:eastAsiaTheme="majorEastAsia"/>
-      <w:color w:val="272727" w:themeColor="text1" w:themeTint="d8"/>
-    </w:rPr>
-  </w:style>
-  <w:style w:type="character" w:styleId="DefaultParagraphFont" w:default="1">
+      <w:rFonts w:eastAsiaTheme="majorEastAsia" w:cstheme="majorBidi"/>
+      <w:color w:val="272727" w:themeColor="text1" w:themeTint="D8"/>
+    </w:rPr>
+  </w:style>
+  <w:style w:type="character" w:default="1" w:styleId="DefaultParagraphFont">
     <w:name w:val="Default Paragraph Font"/>
     <w:uiPriority w:val="1"/>
     <w:semiHidden/>
     <w:unhideWhenUsed/>
-    <w:qFormat/>
-    <w:rPr/>
-  </w:style>
-  <w:style w:type="character" w:styleId="Heading1Char" w:customStyle="1">
-    <w:name w:val="Heading 1 Char"/>
-    <w:basedOn w:val="DefaultParagraphFont"/>
-    <w:link w:val="Heading1"/>
-    <w:uiPriority w:val="9"/>
-    <w:qFormat/>
-    <w:rsid w:val="00df3b37"/>
-    <w:rPr>
-      <w:rFonts w:ascii="Aptos Display" w:hAnsi="Aptos Display" w:eastAsia="" w:cs="" w:asciiTheme="majorHAnsi" w:cstheme="majorBidi" w:eastAsiaTheme="majorEastAsia" w:hAnsiTheme="majorHAnsi"/>
-      <w:color w:val="0F4761" w:themeColor="accent1" w:themeShade="bf"/>
-      <w:sz w:val="40"/>
-      <w:szCs w:val="40"/>
-    </w:rPr>
-  </w:style>
-  <w:style w:type="character" w:styleId="Heading2Char" w:customStyle="1">
-    <w:name w:val="Heading 2 Char"/>
-    <w:basedOn w:val="DefaultParagraphFont"/>
-    <w:link w:val="Heading2"/>
-    <w:uiPriority w:val="9"/>
-    <w:semiHidden/>
-    <w:qFormat/>
-    <w:rsid w:val="00df3b37"/>
-    <w:rPr>
-      <w:rFonts w:ascii="Aptos Display" w:hAnsi="Aptos Display" w:eastAsia="" w:cs="" w:asciiTheme="majorHAnsi" w:cstheme="majorBidi" w:eastAsiaTheme="majorEastAsia" w:hAnsiTheme="majorHAnsi"/>
-      <w:color w:val="0F4761" w:themeColor="accent1" w:themeShade="bf"/>
-      <w:sz w:val="32"/>
-      <w:szCs w:val="32"/>
-    </w:rPr>
-  </w:style>
-  <w:style w:type="character" w:styleId="Heading3Char" w:customStyle="1">
-    <w:name w:val="Heading 3 Char"/>
-    <w:basedOn w:val="DefaultParagraphFont"/>
-    <w:link w:val="Heading3"/>
-    <w:uiPriority w:val="9"/>
-    <w:semiHidden/>
-    <w:qFormat/>
-    <w:rsid w:val="00df3b37"/>
-    <w:rPr>
-      <w:rFonts w:eastAsia="" w:cs="" w:cstheme="majorBidi" w:eastAsiaTheme="majorEastAsia"/>
-      <w:color w:val="0F4761" w:themeColor="accent1" w:themeShade="bf"/>
-      <w:sz w:val="28"/>
-      <w:szCs w:val="28"/>
-    </w:rPr>
-  </w:style>
-  <w:style w:type="character" w:styleId="Heading4Char" w:customStyle="1">
-    <w:name w:val="Heading 4 Char"/>
-    <w:basedOn w:val="DefaultParagraphFont"/>
-    <w:link w:val="Heading4"/>
-    <w:uiPriority w:val="9"/>
-    <w:semiHidden/>
-    <w:qFormat/>
-    <w:rsid w:val="00df3b37"/>
-    <w:rPr>
-      <w:rFonts w:eastAsia="" w:cs="" w:cstheme="majorBidi" w:eastAsiaTheme="majorEastAsia"/>
-      <w:i/>
-      <w:iCs/>
-      <w:color w:val="0F4761" w:themeColor="accent1" w:themeShade="bf"/>
-    </w:rPr>
-  </w:style>
-  <w:style w:type="character" w:styleId="Heading5Char" w:customStyle="1">
-    <w:name w:val="Heading 5 Char"/>
-    <w:basedOn w:val="DefaultParagraphFont"/>
-    <w:link w:val="Heading5"/>
-    <w:uiPriority w:val="9"/>
-    <w:semiHidden/>
-    <w:qFormat/>
-    <w:rsid w:val="00df3b37"/>
-    <w:rPr>
-      <w:rFonts w:eastAsia="" w:cs="" w:cstheme="majorBidi" w:eastAsiaTheme="majorEastAsia"/>
-      <w:color w:val="0F4761" w:themeColor="accent1" w:themeShade="bf"/>
-    </w:rPr>
-  </w:style>
-  <w:style w:type="character" w:styleId="Heading6Char" w:customStyle="1">
-    <w:name w:val="Heading 6 Char"/>
-    <w:basedOn w:val="DefaultParagraphFont"/>
-    <w:link w:val="Heading6"/>
-    <w:uiPriority w:val="9"/>
-    <w:semiHidden/>
-    <w:qFormat/>
-    <w:rsid w:val="00df3b37"/>
-    <w:rPr>
-      <w:rFonts w:eastAsia="" w:cs="" w:cstheme="majorBidi" w:eastAsiaTheme="majorEastAsia"/>
-      <w:i/>
-      <w:iCs/>
-      <w:color w:val="595959" w:themeColor="text1" w:themeTint="a6"/>
-    </w:rPr>
-  </w:style>
-  <w:style w:type="character" w:styleId="Heading7Char" w:customStyle="1">
-    <w:name w:val="Heading 7 Char"/>
-    <w:basedOn w:val="DefaultParagraphFont"/>
-    <w:link w:val="Heading7"/>
-    <w:uiPriority w:val="9"/>
-    <w:semiHidden/>
-    <w:qFormat/>
-    <w:rsid w:val="00df3b37"/>
-    <w:rPr>
-      <w:rFonts w:eastAsia="" w:cs="" w:cstheme="majorBidi" w:eastAsiaTheme="majorEastAsia"/>
-      <w:color w:val="595959" w:themeColor="text1" w:themeTint="a6"/>
-    </w:rPr>
-  </w:style>
-  <w:style w:type="character" w:styleId="Heading8Char" w:customStyle="1">
-    <w:name w:val="Heading 8 Char"/>
-    <w:basedOn w:val="DefaultParagraphFont"/>
-    <w:link w:val="Heading8"/>
-    <w:uiPriority w:val="9"/>
-    <w:semiHidden/>
-    <w:qFormat/>
-    <w:rsid w:val="00df3b37"/>
-    <w:rPr>
-      <w:rFonts w:eastAsia="" w:cs="" w:cstheme="majorBidi" w:eastAsiaTheme="majorEastAsia"/>
-      <w:i/>
-      <w:iCs/>
-      <w:color w:val="272727" w:themeColor="text1" w:themeTint="d8"/>
-    </w:rPr>
-  </w:style>
-  <w:style w:type="character" w:styleId="Heading9Char" w:customStyle="1">
-    <w:name w:val="Heading 9 Char"/>
-    <w:basedOn w:val="DefaultParagraphFont"/>
-    <w:link w:val="Heading9"/>
-    <w:uiPriority w:val="9"/>
-    <w:semiHidden/>
-    <w:qFormat/>
-    <w:rsid w:val="00df3b37"/>
-    <w:rPr>
-      <w:rFonts w:eastAsia="" w:cs="" w:cstheme="majorBidi" w:eastAsiaTheme="majorEastAsia"/>
-      <w:color w:val="272727" w:themeColor="text1" w:themeTint="d8"/>
-    </w:rPr>
-  </w:style>
-  <w:style w:type="character" w:styleId="TitleChar" w:customStyle="1">
-    <w:name w:val="Title Char"/>
-    <w:basedOn w:val="DefaultParagraphFont"/>
-    <w:link w:val="Title"/>
-    <w:uiPriority w:val="10"/>
-    <w:qFormat/>
-    <w:rsid w:val="00df3b37"/>
-    <w:rPr>
-      <w:rFonts w:ascii="Aptos Display" w:hAnsi="Aptos Display" w:eastAsia="" w:cs="" w:asciiTheme="majorHAnsi" w:cstheme="majorBidi" w:eastAsiaTheme="majorEastAsia" w:hAnsiTheme="majorHAnsi"/>
-      <w:spacing w:val="-10"/>
-      <w:kern w:val="2"/>
-      <w:sz w:val="56"/>
-      <w:szCs w:val="56"/>
-    </w:rPr>
-  </w:style>
-  <w:style w:type="character" w:styleId="SubtitleChar" w:customStyle="1">
-    <w:name w:val="Subtitle Char"/>
-    <w:basedOn w:val="DefaultParagraphFont"/>
-    <w:link w:val="Subtitle"/>
-    <w:uiPriority w:val="11"/>
-    <w:qFormat/>
-    <w:rsid w:val="00df3b37"/>
-    <w:rPr>
-      <w:rFonts w:eastAsia="" w:cs="" w:cstheme="majorBidi" w:eastAsiaTheme="majorEastAsia"/>
-      <w:color w:val="595959" w:themeColor="text1" w:themeTint="a6"/>
-      <w:spacing w:val="15"/>
-      <w:sz w:val="28"/>
-      <w:szCs w:val="28"/>
-    </w:rPr>
-  </w:style>
-  <w:style w:type="character" w:styleId="QuoteChar" w:customStyle="1">
-    <w:name w:val="Quote Char"/>
-    <w:basedOn w:val="DefaultParagraphFont"/>
-    <w:link w:val="Quote"/>
-    <w:uiPriority w:val="29"/>
-    <w:qFormat/>
-    <w:rsid w:val="00df3b37"/>
-    <w:rPr>
-      <w:i/>
-      <w:iCs/>
-      <w:color w:val="404040" w:themeColor="text1" w:themeTint="bf"/>
-    </w:rPr>
-  </w:style>
-  <w:style w:type="character" w:styleId="IntenseEmphasis">
-    <w:name w:val="Intense Emphasis"/>
-    <w:basedOn w:val="DefaultParagraphFont"/>
-    <w:uiPriority w:val="21"/>
-    <w:qFormat/>
-    <w:rsid w:val="00df3b37"/>
-    <w:rPr>
-      <w:i/>
-      <w:iCs/>
-      <w:color w:val="0F4761" w:themeColor="accent1" w:themeShade="bf"/>
-    </w:rPr>
-  </w:style>
-  <w:style w:type="character" w:styleId="IntenseQuoteChar" w:customStyle="1">
-    <w:name w:val="Intense Quote Char"/>
-    <w:basedOn w:val="DefaultParagraphFont"/>
-    <w:link w:val="IntenseQuote"/>
-    <w:uiPriority w:val="30"/>
-    <w:qFormat/>
-    <w:rsid w:val="00df3b37"/>
-    <w:rPr>
-      <w:i/>
-      <w:iCs/>
-      <w:color w:val="0F4761" w:themeColor="accent1" w:themeShade="bf"/>
-    </w:rPr>
-  </w:style>
-  <w:style w:type="character" w:styleId="IntenseReference">
-    <w:name w:val="Intense Reference"/>
-    <w:basedOn w:val="DefaultParagraphFont"/>
-    <w:uiPriority w:val="32"/>
-    <w:qFormat/>
-    <w:rsid w:val="00df3b37"/>
-    <w:rPr>
-      <w:b/>
-      <w:bCs/>
-      <w:smallCaps/>
-      <w:color w:val="0F4761" w:themeColor="accent1" w:themeShade="bf"/>
-      <w:spacing w:val="5"/>
-    </w:rPr>
-  </w:style>
-  <w:style w:type="character" w:styleId="InternetLink">
-    <w:name w:val="Hyperlink"/>
-    <w:rPr>
-      <w:color w:val="000080"/>
-      <w:u w:val="single"/>
-    </w:rPr>
-  </w:style>
-  <w:style w:type="character" w:styleId="IndexLink">
-    <w:name w:val="Index Link"/>
-    <w:qFormat/>
-    <w:rPr/>
-  </w:style>
-  <w:style w:type="character" w:styleId="Bullets">
-    <w:name w:val="Bullets"/>
-    <w:qFormat/>
-    <w:rPr>
-      <w:rFonts w:ascii="OpenSymbol" w:hAnsi="OpenSymbol" w:eastAsia="OpenSymbol" w:cs="OpenSymbol"/>
-    </w:rPr>
-  </w:style>
-  <w:style w:type="character" w:styleId="NumberingSymbols">
-    <w:name w:val="Numbering Symbols"/>
-    <w:qFormat/>
-    <w:rPr/>
-  </w:style>
-  <w:style w:type="paragraph" w:styleId="Heading">
-    <w:name w:val="Heading"/>
-    <w:basedOn w:val="Normal"/>
-    <w:next w:val="TextBody"/>
-    <w:qFormat/>
-    <w:pPr>
-      <w:keepNext w:val="true"/>
-      <w:spacing w:before="240" w:after="120"/>
-    </w:pPr>
-    <w:rPr>
-      <w:rFonts w:ascii="Liberation Sans" w:hAnsi="Liberation Sans" w:eastAsia="Noto Sans CJK SC" w:cs="Lohit Devanagari"/>
-      <w:sz w:val="28"/>
-      <w:szCs w:val="28"/>
-    </w:rPr>
-  </w:style>
-  <w:style w:type="paragraph" w:styleId="TextBody">
-    <w:name w:val="Body Text"/>
-    <w:basedOn w:val="Normal"/>
-    <w:pPr>
-      <w:spacing w:lineRule="auto" w:line="276" w:before="0" w:after="140"/>
-    </w:pPr>
-    <w:rPr/>
-  </w:style>
-  <w:style w:type="paragraph" w:styleId="List">
-    <w:name w:val="List"/>
-    <w:basedOn w:val="TextBody"/>
-    <w:pPr/>
-    <w:rPr>
-      <w:rFonts w:cs="Lohit Devanagari"/>
-    </w:rPr>
-  </w:style>
-  <w:style w:type="paragraph" w:styleId="Caption">
-    <w:name w:val="Caption"/>
-    <w:basedOn w:val="Normal"/>
-    <w:qFormat/>
-    <w:pPr>
-      <w:suppressLineNumbers/>
-      <w:spacing w:before="120" w:after="120"/>
-    </w:pPr>
-    <w:rPr>
-      <w:rFonts w:cs="Lohit Devanagari"/>
-      <w:i/>
-      <w:iCs/>
-      <w:sz w:val="24"/>
-      <w:szCs w:val="24"/>
-    </w:rPr>
-  </w:style>
-  <w:style w:type="paragraph" w:styleId="Index">
-    <w:name w:val="Index"/>
-    <w:basedOn w:val="Normal"/>
-    <w:qFormat/>
-    <w:pPr>
-      <w:suppressLineNumbers/>
-    </w:pPr>
-    <w:rPr>
-      <w:rFonts w:cs="Lohit Devanagari"/>
-    </w:rPr>
-  </w:style>
-  <w:style w:type="paragraph" w:styleId="Title">
-    <w:name w:val="Title"/>
-    <w:basedOn w:val="Normal"/>
-    <w:next w:val="Normal"/>
-    <w:link w:val="TitleChar"/>
-    <w:uiPriority w:val="10"/>
-    <w:qFormat/>
-    <w:rsid w:val="00df3b37"/>
-    <w:pPr>
-      <w:spacing w:lineRule="auto" w:line="240" w:before="0" w:after="80"/>
-      <w:contextualSpacing/>
-    </w:pPr>
-    <w:rPr>
-      <w:rFonts w:ascii="Aptos Display" w:hAnsi="Aptos Display" w:eastAsia="" w:cs="" w:asciiTheme="majorHAnsi" w:cstheme="majorBidi" w:eastAsiaTheme="majorEastAsia" w:hAnsiTheme="majorHAnsi"/>
-      <w:spacing w:val="-10"/>
-      <w:kern w:val="2"/>
-      <w:sz w:val="32"/>
-      <w:szCs w:val="56"/>
-    </w:rPr>
-  </w:style>
-  <w:style w:type="paragraph" w:styleId="Subtitle">
-    <w:name w:val="Subtitle"/>
-    <w:basedOn w:val="Normal"/>
-    <w:next w:val="Normal"/>
-    <w:link w:val="SubtitleChar"/>
-    <w:uiPriority w:val="11"/>
-    <w:qFormat/>
-    <w:rsid w:val="00df3b37"/>
-    <w:pPr/>
-    <w:rPr>
-      <w:rFonts w:eastAsia="" w:cs="" w:cstheme="majorBidi" w:eastAsiaTheme="majorEastAsia"/>
-      <w:color w:val="595959" w:themeColor="text1" w:themeTint="a6"/>
-      <w:spacing w:val="15"/>
-      <w:sz w:val="28"/>
-      <w:szCs w:val="28"/>
-    </w:rPr>
-  </w:style>
-  <w:style w:type="paragraph" w:styleId="Quote">
-    <w:name w:val="Quote"/>
-    <w:basedOn w:val="Normal"/>
-    <w:next w:val="Normal"/>
-    <w:link w:val="QuoteChar"/>
-    <w:uiPriority w:val="29"/>
-    <w:qFormat/>
-    <w:rsid w:val="00df3b37"/>
-    <w:pPr>
-      <w:spacing w:before="160" w:after="160"/>
-      <w:jc w:val="center"/>
-    </w:pPr>
-    <w:rPr>
-      <w:i/>
-      <w:iCs/>
-      <w:color w:val="404040" w:themeColor="text1" w:themeTint="bf"/>
-    </w:rPr>
-  </w:style>
-  <w:style w:type="paragraph" w:styleId="ListParagraph">
-    <w:name w:val="List Paragraph"/>
-    <w:basedOn w:val="Normal"/>
-    <w:uiPriority w:val="34"/>
-    <w:qFormat/>
-    <w:rsid w:val="00df3b37"/>
-    <w:pPr>
-      <w:spacing w:before="0" w:after="160"/>
-      <w:ind w:left="720" w:hanging="0"/>
-      <w:contextualSpacing/>
-    </w:pPr>
-    <w:rPr/>
-  </w:style>
-  <w:style w:type="paragraph" w:styleId="IntenseQuote">
-    <w:name w:val="Intense Quote"/>
-    <w:basedOn w:val="Normal"/>
-    <w:next w:val="Normal"/>
-    <w:link w:val="IntenseQuoteChar"/>
-    <w:uiPriority w:val="30"/>
-    <w:qFormat/>
-    <w:rsid w:val="00df3b37"/>
-    <w:pPr>
-      <w:pBdr>
-        <w:top w:val="single" w:sz="4" w:space="10" w:color="0F4761"/>
-        <w:bottom w:val="single" w:sz="4" w:space="10" w:color="0F4761"/>
-      </w:pBdr>
-      <w:spacing w:before="360" w:after="360"/>
-      <w:ind w:left="864" w:right="864" w:hanging="0"/>
-      <w:jc w:val="center"/>
-    </w:pPr>
-    <w:rPr>
-      <w:i/>
-      <w:iCs/>
-      <w:color w:val="0F4761" w:themeColor="accent1" w:themeShade="bf"/>
-    </w:rPr>
-  </w:style>
-  <w:style w:type="paragraph" w:styleId="IndexHeading">
-    <w:name w:val="Index Heading"/>
-    <w:basedOn w:val="Heading"/>
-    <w:pPr>
-      <w:suppressLineNumbers/>
-      <w:ind w:left="0" w:hanging="0"/>
-    </w:pPr>
-    <w:rPr>
-      <w:b/>
-      <w:bCs/>
-      <w:sz w:val="32"/>
-      <w:szCs w:val="32"/>
-    </w:rPr>
-  </w:style>
-  <w:style w:type="paragraph" w:styleId="ContentsHeading">
-    <w:name w:val="TOC Heading"/>
-    <w:basedOn w:val="IndexHeading"/>
-    <w:pPr>
-      <w:suppressLineNumbers/>
-      <w:ind w:left="0" w:hanging="0"/>
-    </w:pPr>
-    <w:rPr>
-      <w:b/>
-      <w:bCs/>
-      <w:sz w:val="32"/>
-      <w:szCs w:val="32"/>
-    </w:rPr>
-  </w:style>
-  <w:style w:type="paragraph" w:styleId="Contents1">
-    <w:name w:val="TOC 1"/>
-    <w:basedOn w:val="Index"/>
-    <w:pPr>
-      <w:tabs>
-        <w:tab w:val="clear" w:pos="720"/>
-        <w:tab w:val="right" w:pos="9360" w:leader="dot"/>
-      </w:tabs>
-      <w:ind w:left="0" w:hanging="0"/>
-    </w:pPr>
-    <w:rPr/>
-  </w:style>
-  <w:style w:type="paragraph" w:styleId="TableContents">
-    <w:name w:val="Table Contents"/>
-    <w:basedOn w:val="Normal"/>
-    <w:qFormat/>
-    <w:pPr>
-      <w:widowControl w:val="false"/>
-      <w:suppressLineNumbers/>
-    </w:pPr>
-    <w:rPr/>
-  </w:style>
-  <w:style w:type="paragraph" w:styleId="TableHeading">
-    <w:name w:val="Table Heading"/>
-    <w:basedOn w:val="TableContents"/>
-    <w:qFormat/>
-    <w:pPr>
-      <w:suppressLineNumbers/>
-      <w:jc w:val="center"/>
-    </w:pPr>
-    <w:rPr>
-      <w:b/>
-      <w:bCs/>
-    </w:rPr>
-  </w:style>
-  <w:style w:type="paragraph" w:styleId="Contents2">
-    <w:name w:val="TOC 2"/>
-    <w:basedOn w:val="Index"/>
-    <w:pPr>
-      <w:tabs>
-        <w:tab w:val="clear" w:pos="720"/>
-        <w:tab w:val="right" w:pos="9077" w:leader="dot"/>
-      </w:tabs>
-      <w:ind w:left="283" w:hanging="0"/>
-    </w:pPr>
-    <w:rPr/>
-  </w:style>
-  <w:style w:type="numbering" w:styleId="NoList" w:default="1">
-    <w:name w:val="No List"/>
-    <w:uiPriority w:val="99"/>
-    <w:semiHidden/>
-    <w:unhideWhenUsed/>
-    <w:qFormat/>
   </w:style>
   <w:style w:type="table" w:default="1" w:styleId="TableNormal">
     <w:name w:val="Normal Table"/>
@@ -3194,6 +2206,7 @@
     <w:semiHidden/>
     <w:unhideWhenUsed/>
     <w:tblPr>
+      <w:tblInd w:w="0" w:type="dxa"/>
       <w:tblCellMar>
         <w:top w:w="0" w:type="dxa"/>
         <w:left w:w="108" w:type="dxa"/>
@@ -3202,22 +2215,455 @@
       </w:tblCellMar>
     </w:tblPr>
   </w:style>
+  <w:style w:type="numbering" w:default="1" w:styleId="NoList">
+    <w:name w:val="No List"/>
+    <w:uiPriority w:val="99"/>
+    <w:semiHidden/>
+    <w:unhideWhenUsed/>
+  </w:style>
+  <w:style w:type="character" w:customStyle="1" w:styleId="Heading1Char">
+    <w:name w:val="Heading 1 Char"/>
+    <w:basedOn w:val="DefaultParagraphFont"/>
+    <w:link w:val="Heading1"/>
+    <w:uiPriority w:val="9"/>
+    <w:qFormat/>
+    <w:rsid w:val="00DF3B37"/>
+    <w:rPr>
+      <w:rFonts w:asciiTheme="majorHAnsi" w:eastAsiaTheme="majorEastAsia" w:hAnsiTheme="majorHAnsi" w:cstheme="majorBidi"/>
+      <w:color w:val="0F4761" w:themeColor="accent1" w:themeShade="BF"/>
+      <w:sz w:val="40"/>
+      <w:szCs w:val="40"/>
+    </w:rPr>
+  </w:style>
+  <w:style w:type="character" w:customStyle="1" w:styleId="Heading2Char">
+    <w:name w:val="Heading 2 Char"/>
+    <w:basedOn w:val="DefaultParagraphFont"/>
+    <w:link w:val="Heading2"/>
+    <w:uiPriority w:val="9"/>
+    <w:semiHidden/>
+    <w:qFormat/>
+    <w:rsid w:val="00DF3B37"/>
+    <w:rPr>
+      <w:rFonts w:asciiTheme="majorHAnsi" w:eastAsiaTheme="majorEastAsia" w:hAnsiTheme="majorHAnsi" w:cstheme="majorBidi"/>
+      <w:color w:val="0F4761" w:themeColor="accent1" w:themeShade="BF"/>
+      <w:sz w:val="32"/>
+      <w:szCs w:val="32"/>
+    </w:rPr>
+  </w:style>
+  <w:style w:type="character" w:customStyle="1" w:styleId="Heading3Char">
+    <w:name w:val="Heading 3 Char"/>
+    <w:basedOn w:val="DefaultParagraphFont"/>
+    <w:link w:val="Heading3"/>
+    <w:uiPriority w:val="9"/>
+    <w:semiHidden/>
+    <w:qFormat/>
+    <w:rsid w:val="00DF3B37"/>
+    <w:rPr>
+      <w:rFonts w:eastAsiaTheme="majorEastAsia" w:cstheme="majorBidi"/>
+      <w:color w:val="0F4761" w:themeColor="accent1" w:themeShade="BF"/>
+      <w:sz w:val="28"/>
+      <w:szCs w:val="28"/>
+    </w:rPr>
+  </w:style>
+  <w:style w:type="character" w:customStyle="1" w:styleId="Heading4Char">
+    <w:name w:val="Heading 4 Char"/>
+    <w:basedOn w:val="DefaultParagraphFont"/>
+    <w:link w:val="Heading4"/>
+    <w:uiPriority w:val="9"/>
+    <w:semiHidden/>
+    <w:qFormat/>
+    <w:rsid w:val="00DF3B37"/>
+    <w:rPr>
+      <w:rFonts w:eastAsiaTheme="majorEastAsia" w:cstheme="majorBidi"/>
+      <w:i/>
+      <w:iCs/>
+      <w:color w:val="0F4761" w:themeColor="accent1" w:themeShade="BF"/>
+    </w:rPr>
+  </w:style>
+  <w:style w:type="character" w:customStyle="1" w:styleId="Heading5Char">
+    <w:name w:val="Heading 5 Char"/>
+    <w:basedOn w:val="DefaultParagraphFont"/>
+    <w:link w:val="Heading5"/>
+    <w:uiPriority w:val="9"/>
+    <w:semiHidden/>
+    <w:qFormat/>
+    <w:rsid w:val="00DF3B37"/>
+    <w:rPr>
+      <w:rFonts w:eastAsiaTheme="majorEastAsia" w:cstheme="majorBidi"/>
+      <w:color w:val="0F4761" w:themeColor="accent1" w:themeShade="BF"/>
+    </w:rPr>
+  </w:style>
+  <w:style w:type="character" w:customStyle="1" w:styleId="Heading6Char">
+    <w:name w:val="Heading 6 Char"/>
+    <w:basedOn w:val="DefaultParagraphFont"/>
+    <w:link w:val="Heading6"/>
+    <w:uiPriority w:val="9"/>
+    <w:semiHidden/>
+    <w:qFormat/>
+    <w:rsid w:val="00DF3B37"/>
+    <w:rPr>
+      <w:rFonts w:eastAsiaTheme="majorEastAsia" w:cstheme="majorBidi"/>
+      <w:i/>
+      <w:iCs/>
+      <w:color w:val="595959" w:themeColor="text1" w:themeTint="A6"/>
+    </w:rPr>
+  </w:style>
+  <w:style w:type="character" w:customStyle="1" w:styleId="Heading7Char">
+    <w:name w:val="Heading 7 Char"/>
+    <w:basedOn w:val="DefaultParagraphFont"/>
+    <w:link w:val="Heading7"/>
+    <w:uiPriority w:val="9"/>
+    <w:semiHidden/>
+    <w:qFormat/>
+    <w:rsid w:val="00DF3B37"/>
+    <w:rPr>
+      <w:rFonts w:eastAsiaTheme="majorEastAsia" w:cstheme="majorBidi"/>
+      <w:color w:val="595959" w:themeColor="text1" w:themeTint="A6"/>
+    </w:rPr>
+  </w:style>
+  <w:style w:type="character" w:customStyle="1" w:styleId="Heading8Char">
+    <w:name w:val="Heading 8 Char"/>
+    <w:basedOn w:val="DefaultParagraphFont"/>
+    <w:link w:val="Heading8"/>
+    <w:uiPriority w:val="9"/>
+    <w:semiHidden/>
+    <w:qFormat/>
+    <w:rsid w:val="00DF3B37"/>
+    <w:rPr>
+      <w:rFonts w:eastAsiaTheme="majorEastAsia" w:cstheme="majorBidi"/>
+      <w:i/>
+      <w:iCs/>
+      <w:color w:val="272727" w:themeColor="text1" w:themeTint="D8"/>
+    </w:rPr>
+  </w:style>
+  <w:style w:type="character" w:customStyle="1" w:styleId="Heading9Char">
+    <w:name w:val="Heading 9 Char"/>
+    <w:basedOn w:val="DefaultParagraphFont"/>
+    <w:link w:val="Heading9"/>
+    <w:uiPriority w:val="9"/>
+    <w:semiHidden/>
+    <w:qFormat/>
+    <w:rsid w:val="00DF3B37"/>
+    <w:rPr>
+      <w:rFonts w:eastAsiaTheme="majorEastAsia" w:cstheme="majorBidi"/>
+      <w:color w:val="272727" w:themeColor="text1" w:themeTint="D8"/>
+    </w:rPr>
+  </w:style>
+  <w:style w:type="character" w:customStyle="1" w:styleId="TitleChar">
+    <w:name w:val="Title Char"/>
+    <w:basedOn w:val="DefaultParagraphFont"/>
+    <w:link w:val="Title"/>
+    <w:uiPriority w:val="10"/>
+    <w:qFormat/>
+    <w:rsid w:val="00DF3B37"/>
+    <w:rPr>
+      <w:rFonts w:asciiTheme="majorHAnsi" w:eastAsiaTheme="majorEastAsia" w:hAnsiTheme="majorHAnsi" w:cstheme="majorBidi"/>
+      <w:spacing w:val="-10"/>
+      <w:kern w:val="2"/>
+      <w:sz w:val="56"/>
+      <w:szCs w:val="56"/>
+    </w:rPr>
+  </w:style>
+  <w:style w:type="character" w:customStyle="1" w:styleId="SubtitleChar">
+    <w:name w:val="Subtitle Char"/>
+    <w:basedOn w:val="DefaultParagraphFont"/>
+    <w:link w:val="Subtitle"/>
+    <w:uiPriority w:val="11"/>
+    <w:qFormat/>
+    <w:rsid w:val="00DF3B37"/>
+    <w:rPr>
+      <w:rFonts w:eastAsiaTheme="majorEastAsia" w:cstheme="majorBidi"/>
+      <w:color w:val="595959" w:themeColor="text1" w:themeTint="A6"/>
+      <w:spacing w:val="15"/>
+      <w:sz w:val="28"/>
+      <w:szCs w:val="28"/>
+    </w:rPr>
+  </w:style>
+  <w:style w:type="character" w:customStyle="1" w:styleId="QuoteChar">
+    <w:name w:val="Quote Char"/>
+    <w:basedOn w:val="DefaultParagraphFont"/>
+    <w:link w:val="Quote"/>
+    <w:uiPriority w:val="29"/>
+    <w:qFormat/>
+    <w:rsid w:val="00DF3B37"/>
+    <w:rPr>
+      <w:i/>
+      <w:iCs/>
+      <w:color w:val="404040" w:themeColor="text1" w:themeTint="BF"/>
+    </w:rPr>
+  </w:style>
+  <w:style w:type="character" w:styleId="IntenseEmphasis">
+    <w:name w:val="Intense Emphasis"/>
+    <w:basedOn w:val="DefaultParagraphFont"/>
+    <w:uiPriority w:val="21"/>
+    <w:qFormat/>
+    <w:rsid w:val="00DF3B37"/>
+    <w:rPr>
+      <w:i/>
+      <w:iCs/>
+      <w:color w:val="0F4761" w:themeColor="accent1" w:themeShade="BF"/>
+    </w:rPr>
+  </w:style>
+  <w:style w:type="character" w:customStyle="1" w:styleId="IntenseQuoteChar">
+    <w:name w:val="Intense Quote Char"/>
+    <w:basedOn w:val="DefaultParagraphFont"/>
+    <w:link w:val="IntenseQuote"/>
+    <w:uiPriority w:val="30"/>
+    <w:qFormat/>
+    <w:rsid w:val="00DF3B37"/>
+    <w:rPr>
+      <w:i/>
+      <w:iCs/>
+      <w:color w:val="0F4761" w:themeColor="accent1" w:themeShade="BF"/>
+    </w:rPr>
+  </w:style>
+  <w:style w:type="character" w:styleId="IntenseReference">
+    <w:name w:val="Intense Reference"/>
+    <w:basedOn w:val="DefaultParagraphFont"/>
+    <w:uiPriority w:val="32"/>
+    <w:qFormat/>
+    <w:rsid w:val="00DF3B37"/>
+    <w:rPr>
+      <w:b/>
+      <w:bCs/>
+      <w:smallCaps/>
+      <w:color w:val="0F4761" w:themeColor="accent1" w:themeShade="BF"/>
+      <w:spacing w:val="5"/>
+    </w:rPr>
+  </w:style>
+  <w:style w:type="character" w:styleId="Hyperlink">
+    <w:name w:val="Hyperlink"/>
+    <w:rPr>
+      <w:color w:val="000080"/>
+      <w:u w:val="single"/>
+    </w:rPr>
+  </w:style>
+  <w:style w:type="character" w:customStyle="1" w:styleId="IndexLink">
+    <w:name w:val="Index Link"/>
+    <w:qFormat/>
+  </w:style>
+  <w:style w:type="character" w:customStyle="1" w:styleId="Bullets">
+    <w:name w:val="Bullets"/>
+    <w:qFormat/>
+    <w:rPr>
+      <w:rFonts w:ascii="OpenSymbol" w:eastAsia="OpenSymbol" w:hAnsi="OpenSymbol" w:cs="OpenSymbol"/>
+    </w:rPr>
+  </w:style>
+  <w:style w:type="character" w:customStyle="1" w:styleId="NumberingSymbols">
+    <w:name w:val="Numbering Symbols"/>
+    <w:qFormat/>
+  </w:style>
+  <w:style w:type="paragraph" w:customStyle="1" w:styleId="Heading">
+    <w:name w:val="Heading"/>
+    <w:basedOn w:val="Normal"/>
+    <w:next w:val="BodyText"/>
+    <w:qFormat/>
+    <w:pPr>
+      <w:keepNext/>
+      <w:spacing w:before="240" w:after="120"/>
+    </w:pPr>
+    <w:rPr>
+      <w:rFonts w:ascii="Liberation Sans" w:eastAsia="Noto Sans CJK SC" w:hAnsi="Liberation Sans" w:cs="Lohit Devanagari"/>
+      <w:sz w:val="28"/>
+      <w:szCs w:val="28"/>
+    </w:rPr>
+  </w:style>
+  <w:style w:type="paragraph" w:styleId="BodyText">
+    <w:name w:val="Body Text"/>
+    <w:basedOn w:val="Normal"/>
+    <w:pPr>
+      <w:spacing w:after="140"/>
+    </w:pPr>
+  </w:style>
+  <w:style w:type="paragraph" w:styleId="List">
+    <w:name w:val="List"/>
+    <w:basedOn w:val="BodyText"/>
+    <w:rPr>
+      <w:rFonts w:cs="Lohit Devanagari"/>
+    </w:rPr>
+  </w:style>
+  <w:style w:type="paragraph" w:styleId="Caption">
+    <w:name w:val="caption"/>
+    <w:basedOn w:val="Normal"/>
+    <w:qFormat/>
+    <w:pPr>
+      <w:suppressLineNumbers/>
+      <w:spacing w:before="120" w:after="120"/>
+    </w:pPr>
+    <w:rPr>
+      <w:rFonts w:cs="Lohit Devanagari"/>
+      <w:i/>
+      <w:iCs/>
+    </w:rPr>
+  </w:style>
+  <w:style w:type="paragraph" w:customStyle="1" w:styleId="Index">
+    <w:name w:val="Index"/>
+    <w:basedOn w:val="Normal"/>
+    <w:qFormat/>
+    <w:pPr>
+      <w:suppressLineNumbers/>
+    </w:pPr>
+    <w:rPr>
+      <w:rFonts w:cs="Lohit Devanagari"/>
+    </w:rPr>
+  </w:style>
+  <w:style w:type="paragraph" w:styleId="Title">
+    <w:name w:val="Title"/>
+    <w:basedOn w:val="Normal"/>
+    <w:next w:val="Normal"/>
+    <w:link w:val="TitleChar"/>
+    <w:uiPriority w:val="10"/>
+    <w:qFormat/>
+    <w:rsid w:val="00DF3B37"/>
+    <w:pPr>
+      <w:spacing w:after="80" w:line="240" w:lineRule="auto"/>
+      <w:contextualSpacing/>
+    </w:pPr>
+    <w:rPr>
+      <w:rFonts w:asciiTheme="majorHAnsi" w:eastAsiaTheme="majorEastAsia" w:hAnsiTheme="majorHAnsi" w:cstheme="majorBidi"/>
+      <w:spacing w:val="-10"/>
+      <w:sz w:val="32"/>
+      <w:szCs w:val="56"/>
+    </w:rPr>
+  </w:style>
+  <w:style w:type="paragraph" w:styleId="Subtitle">
+    <w:name w:val="Subtitle"/>
+    <w:basedOn w:val="Normal"/>
+    <w:next w:val="Normal"/>
+    <w:link w:val="SubtitleChar"/>
+    <w:uiPriority w:val="11"/>
+    <w:qFormat/>
+    <w:rsid w:val="00DF3B37"/>
+    <w:rPr>
+      <w:rFonts w:eastAsiaTheme="majorEastAsia" w:cstheme="majorBidi"/>
+      <w:color w:val="595959" w:themeColor="text1" w:themeTint="A6"/>
+      <w:spacing w:val="15"/>
+      <w:sz w:val="28"/>
+      <w:szCs w:val="28"/>
+    </w:rPr>
+  </w:style>
+  <w:style w:type="paragraph" w:styleId="Quote">
+    <w:name w:val="Quote"/>
+    <w:basedOn w:val="Normal"/>
+    <w:next w:val="Normal"/>
+    <w:link w:val="QuoteChar"/>
+    <w:uiPriority w:val="29"/>
+    <w:qFormat/>
+    <w:rsid w:val="00DF3B37"/>
+    <w:pPr>
+      <w:spacing w:before="160"/>
+      <w:jc w:val="center"/>
+    </w:pPr>
+    <w:rPr>
+      <w:i/>
+      <w:iCs/>
+      <w:color w:val="404040" w:themeColor="text1" w:themeTint="BF"/>
+    </w:rPr>
+  </w:style>
+  <w:style w:type="paragraph" w:styleId="ListParagraph">
+    <w:name w:val="List Paragraph"/>
+    <w:basedOn w:val="Normal"/>
+    <w:uiPriority w:val="34"/>
+    <w:qFormat/>
+    <w:rsid w:val="00DF3B37"/>
+    <w:pPr>
+      <w:ind w:left="720"/>
+      <w:contextualSpacing/>
+    </w:pPr>
+  </w:style>
+  <w:style w:type="paragraph" w:styleId="IntenseQuote">
+    <w:name w:val="Intense Quote"/>
+    <w:basedOn w:val="Normal"/>
+    <w:next w:val="Normal"/>
+    <w:link w:val="IntenseQuoteChar"/>
+    <w:uiPriority w:val="30"/>
+    <w:qFormat/>
+    <w:rsid w:val="00DF3B37"/>
+    <w:pPr>
+      <w:pBdr>
+        <w:top w:val="single" w:sz="4" w:space="10" w:color="0F4761"/>
+        <w:bottom w:val="single" w:sz="4" w:space="10" w:color="0F4761"/>
+      </w:pBdr>
+      <w:spacing w:before="360" w:after="360"/>
+      <w:ind w:left="864" w:right="864"/>
+      <w:jc w:val="center"/>
+    </w:pPr>
+    <w:rPr>
+      <w:i/>
+      <w:iCs/>
+      <w:color w:val="0F4761" w:themeColor="accent1" w:themeShade="BF"/>
+    </w:rPr>
+  </w:style>
+  <w:style w:type="paragraph" w:styleId="IndexHeading">
+    <w:name w:val="index heading"/>
+    <w:basedOn w:val="Heading"/>
+    <w:pPr>
+      <w:suppressLineNumbers/>
+    </w:pPr>
+    <w:rPr>
+      <w:b/>
+      <w:bCs/>
+      <w:sz w:val="32"/>
+      <w:szCs w:val="32"/>
+    </w:rPr>
+  </w:style>
+  <w:style w:type="paragraph" w:styleId="TOCHeading">
+    <w:name w:val="TOC Heading"/>
+    <w:basedOn w:val="IndexHeading"/>
+  </w:style>
+  <w:style w:type="paragraph" w:styleId="TOC1">
+    <w:name w:val="toc 1"/>
+    <w:basedOn w:val="Index"/>
+    <w:pPr>
+      <w:tabs>
+        <w:tab w:val="right" w:leader="dot" w:pos="9360"/>
+      </w:tabs>
+    </w:pPr>
+  </w:style>
+  <w:style w:type="paragraph" w:customStyle="1" w:styleId="TableContents">
+    <w:name w:val="Table Contents"/>
+    <w:basedOn w:val="Normal"/>
+    <w:qFormat/>
+    <w:pPr>
+      <w:widowControl w:val="0"/>
+      <w:suppressLineNumbers/>
+    </w:pPr>
+  </w:style>
+  <w:style w:type="paragraph" w:customStyle="1" w:styleId="TableHeading">
+    <w:name w:val="Table Heading"/>
+    <w:basedOn w:val="TableContents"/>
+    <w:qFormat/>
+    <w:pPr>
+      <w:jc w:val="center"/>
+    </w:pPr>
+    <w:rPr>
+      <w:b/>
+      <w:bCs/>
+    </w:rPr>
+  </w:style>
+  <w:style w:type="paragraph" w:styleId="TOC2">
+    <w:name w:val="toc 2"/>
+    <w:basedOn w:val="Index"/>
+    <w:pPr>
+      <w:tabs>
+        <w:tab w:val="right" w:leader="dot" w:pos="9077"/>
+      </w:tabs>
+      <w:ind w:left="283"/>
+    </w:pPr>
+  </w:style>
   <w:style w:type="table" w:styleId="TableGrid">
     <w:name w:val="Table Grid"/>
     <w:basedOn w:val="TableNormal"/>
     <w:uiPriority w:val="39"/>
-    <w:rsid w:val="00df3b37"/>
-    <w:pPr>
-      <w:spacing w:after="0" w:line="240" w:lineRule="auto"/>
-    </w:pPr>
+    <w:rsid w:val="00DF3B37"/>
     <w:tblPr>
       <w:tblBorders>
-        <w:top w:val="single" w:color="auto" w:sz="4" w:space="0"/>
-        <w:left w:val="single" w:color="auto" w:sz="4" w:space="0"/>
-        <w:bottom w:val="single" w:color="auto" w:sz="4" w:space="0"/>
-        <w:right w:val="single" w:color="auto" w:sz="4" w:space="0"/>
-        <w:insideH w:val="single" w:color="auto" w:sz="4" w:space="0"/>
-        <w:insideV w:val="single" w:color="auto" w:sz="4" w:space="0"/>
+        <w:top w:val="single" w:sz="4" w:space="0" w:color="auto"/>
+        <w:left w:val="single" w:sz="4" w:space="0" w:color="auto"/>
+        <w:bottom w:val="single" w:sz="4" w:space="0" w:color="auto"/>
+        <w:right w:val="single" w:sz="4" w:space="0" w:color="auto"/>
+        <w:insideH w:val="single" w:sz="4" w:space="0" w:color="auto"/>
+        <w:insideV w:val="single" w:sz="4" w:space="0" w:color="auto"/>
       </w:tblBorders>
     </w:tblPr>
   </w:style>
